--- a/BaoCao_LapTrinhNhanLinux.docx
+++ b/BaoCao_LapTrinhNhanLinux.docx
@@ -212,7 +212,35 @@
         <w:fldChar w:fldCharType="begin"/>
         <w:instrText xml:space="preserve"> TOC \h \z \c "Hình" </w:instrText>
         <w:fldChar w:fldCharType="separate"/>
-        <w:t>Nhấn Ctrl+A rồi F9 để cập nhật danh mục hình ảnh (sau khi đã chèn ảnh).</w:t>
+        <w:t>Nhấn Ctrl+A rồi F9 để cập nhật danh mục hình ảnh.</w:t>
+        <w:fldChar w:fldCharType="end"/>
+      </w:r>
+    </w:p>
+    <w:p>
+      <w:r>
+        <w:br w:type="page"/>
+      </w:r>
+    </w:p>
+    <w:p>
+      <w:pPr>
+        <w:spacing w:after="200"/>
+        <w:jc w:val="center"/>
+      </w:pPr>
+      <w:r>
+        <w:rPr>
+          <w:b/>
+          <w:i w:val="0"/>
+          <w:sz w:val="30"/>
+        </w:rPr>
+        <w:t>DANH MỤC BẢNG BIỂU</w:t>
+      </w:r>
+    </w:p>
+    <w:p>
+      <w:r>
+        <w:fldChar w:fldCharType="begin"/>
+        <w:instrText xml:space="preserve"> TOC \h \z \c "Bảng" </w:instrText>
+        <w:fldChar w:fldCharType="separate"/>
+        <w:t>Nhấn Ctrl+A rồi F9 để cập nhật danh mục bảng biểu.</w:t>
         <w:fldChar w:fldCharType="end"/>
       </w:r>
     </w:p>
@@ -706,7 +734,7 @@
           </w:tcPr>
           <w:p>
             <w:pPr>
-              <w:spacing w:before="360"/>
+              <w:spacing w:before="320"/>
               <w:jc w:val="center"/>
             </w:pPr>
             <w:r>
@@ -720,7 +748,7 @@
           </w:p>
           <w:p>
             <w:pPr>
-              <w:spacing w:after="360"/>
+              <w:spacing w:after="320"/>
               <w:jc w:val="center"/>
             </w:pPr>
             <w:r>
@@ -729,7 +757,7 @@
                 <w:color w:val="666666"/>
                 <w:sz w:val="22"/>
               </w:rPr>
-              <w:t>Nội dung cần chụp: logo/ảnh minh họa hệ điều hành Linux (có thể lấy ảnh minh họa).</w:t>
+              <w:t>Nội dung cần chụp: logo/ảnh minh họa hệ điều hành Linux.</w:t>
             </w:r>
           </w:p>
         </w:tc>
@@ -843,7 +871,7 @@
           </w:tcPr>
           <w:p>
             <w:pPr>
-              <w:spacing w:before="360"/>
+              <w:spacing w:before="320"/>
               <w:jc w:val="center"/>
             </w:pPr>
             <w:r>
@@ -857,7 +885,7 @@
           </w:p>
           <w:p>
             <w:pPr>
-              <w:spacing w:after="360"/>
+              <w:spacing w:after="320"/>
               <w:jc w:val="center"/>
             </w:pPr>
             <w:r>
@@ -1102,7 +1130,7 @@
         <w:jc w:val="both"/>
       </w:pPr>
       <w:r>
-        <w:t>► Nhược điểm: không phải hệ điều hành thời gian thực nên không phù hợp một số ứng dụng đòi hỏi xử lý khẩn cấp; thiếu một chuẩn thống nhất và không thuộc một nhà cung cấp duy nhất nên hỗ trợ kỹ thuật còn hạn chế.</w:t>
+        <w:t>► Nhược điểm: không phải hệ điều hành thời gian thực nên không phù hợp một số ứng dụng đòi hỏi xử lý khẩn cấp; thiếu chuẩn thống nhất nên hỗ trợ kỹ thuật còn hạn chế.</w:t>
       </w:r>
     </w:p>
     <w:p>
@@ -1219,7 +1247,7 @@
         <w:jc w:val="both"/>
       </w:pPr>
       <w:r>
-        <w:t>Chương này trình bày phần lập trình shell (Phần 1) và lập trình C (Phần 2) để quản lý hệ thống Linux. Mỗi chương trình được tổ chức dạng menu cho phép người dùng chọn chức năng bằng số.</w:t>
+        <w:t>Chương này trình bày phần lập trình shell (Phần 1) và lập trình C (Phần 2) để quản lý hệ thống Linux. Mỗi chương trình được phân tích thiết kế thành các chức năng, tổ chức dạng menu cho phép người dùng chọn chức năng bằng số, kèm mã nguồn và kết quả thực thi.</w:t>
       </w:r>
     </w:p>
     <w:p>
@@ -1240,10 +1268,373 @@
     </w:p>
     <w:p>
       <w:pPr>
+        <w:pStyle w:val="Heading4"/>
+      </w:pPr>
+      <w:r>
+        <w:t>Phân tích thiết kế</w:t>
+      </w:r>
+    </w:p>
+    <w:p>
+      <w:pPr>
         <w:jc w:val="both"/>
       </w:pPr>
       <w:r>
-        <w:t>Chương trình quanly_file.sh cung cấp các chức năng: tạo thư mục/file, đổi tên, sao chép, di chuyển, xóa, điều hướng, liệt kê, phân quyền (chmod) và nén (tar). Hàm chính dùng vòng lặp while kết hợp case để điều hướng đến từng chức năng. Mỗi chức năng nhận tham số nhập từ bàn phím bằng read và thực thi lệnh hệ thống tương ứng (mkdir, mv, cp, rm, chmod, tar…). Mã nguồn đầy đủ:</w:t>
+        <w:t>Chương trình quanly_file.sh được phân tích thành các chức năng quản lý file/thư mục cơ bản, điều hướng bằng một menu vòng lặp. Các chức năng chính:</w:t>
+      </w:r>
+    </w:p>
+    <w:tbl>
+      <w:tblPr>
+        <w:tblStyle w:val="TableGrid"/>
+        <w:tblW w:type="auto" w:w="0"/>
+        <w:jc w:val="center"/>
+        <w:tblLook w:firstColumn="1" w:firstRow="1" w:lastColumn="0" w:lastRow="0" w:noHBand="0" w:noVBand="1" w:val="04A0"/>
+      </w:tblPr>
+      <w:tblGrid>
+        <w:gridCol w:w="4320"/>
+        <w:gridCol w:w="4320"/>
+      </w:tblGrid>
+      <w:tr>
+        <w:tc>
+          <w:tcPr>
+            <w:tcW w:type="dxa" w:w="4320"/>
+            <w:shd w:val="clear" w:color="auto" w:fill="D9E2F3"/>
+          </w:tcPr>
+          <w:p>
+            <w:pPr>
+              <w:jc w:val="center"/>
+            </w:pPr>
+            <w:r>
+              <w:rPr>
+                <w:b/>
+              </w:rPr>
+              <w:t>Chức năng</w:t>
+            </w:r>
+          </w:p>
+        </w:tc>
+        <w:tc>
+          <w:tcPr>
+            <w:tcW w:type="dxa" w:w="4320"/>
+            <w:shd w:val="clear" w:color="auto" w:fill="D9E2F3"/>
+          </w:tcPr>
+          <w:p>
+            <w:pPr>
+              <w:jc w:val="center"/>
+            </w:pPr>
+            <w:r>
+              <w:rPr>
+                <w:b/>
+              </w:rPr>
+              <w:t>Mô tả</w:t>
+            </w:r>
+          </w:p>
+        </w:tc>
+      </w:tr>
+      <w:tr>
+        <w:tc>
+          <w:tcPr>
+            <w:tcW w:type="dxa" w:w="4320"/>
+          </w:tcPr>
+          <w:p>
+            <w:r>
+              <w:rPr>
+                <w:sz w:val="24"/>
+              </w:rPr>
+              <w:t>Tạo thư mục/file</w:t>
+            </w:r>
+          </w:p>
+        </w:tc>
+        <w:tc>
+          <w:tcPr>
+            <w:tcW w:type="dxa" w:w="4320"/>
+          </w:tcPr>
+          <w:p>
+            <w:r>
+              <w:rPr>
+                <w:sz w:val="24"/>
+              </w:rPr>
+              <w:t>Nhận tên từ bàn phím, dùng lệnh mkdir -p / touch để tạo mới.</w:t>
+            </w:r>
+          </w:p>
+        </w:tc>
+      </w:tr>
+      <w:tr>
+        <w:tc>
+          <w:tcPr>
+            <w:tcW w:type="dxa" w:w="4320"/>
+          </w:tcPr>
+          <w:p>
+            <w:r>
+              <w:rPr>
+                <w:sz w:val="24"/>
+              </w:rPr>
+              <w:t>Đổi tên</w:t>
+            </w:r>
+          </w:p>
+        </w:tc>
+        <w:tc>
+          <w:tcPr>
+            <w:tcW w:type="dxa" w:w="4320"/>
+          </w:tcPr>
+          <w:p>
+            <w:r>
+              <w:rPr>
+                <w:sz w:val="24"/>
+              </w:rPr>
+              <w:t>Nhận tên cũ và tên mới, dùng lệnh mv để đổi tên.</w:t>
+            </w:r>
+          </w:p>
+        </w:tc>
+      </w:tr>
+      <w:tr>
+        <w:tc>
+          <w:tcPr>
+            <w:tcW w:type="dxa" w:w="4320"/>
+          </w:tcPr>
+          <w:p>
+            <w:r>
+              <w:rPr>
+                <w:sz w:val="24"/>
+              </w:rPr>
+              <w:t>Sao chép</w:t>
+            </w:r>
+          </w:p>
+        </w:tc>
+        <w:tc>
+          <w:tcPr>
+            <w:tcW w:type="dxa" w:w="4320"/>
+          </w:tcPr>
+          <w:p>
+            <w:r>
+              <w:rPr>
+                <w:sz w:val="24"/>
+              </w:rPr>
+              <w:t>Nhận nguồn và đích, dùng lệnh cp -r để sao chép.</w:t>
+            </w:r>
+          </w:p>
+        </w:tc>
+      </w:tr>
+      <w:tr>
+        <w:tc>
+          <w:tcPr>
+            <w:tcW w:type="dxa" w:w="4320"/>
+          </w:tcPr>
+          <w:p>
+            <w:r>
+              <w:rPr>
+                <w:sz w:val="24"/>
+              </w:rPr>
+              <w:t>Di chuyển</w:t>
+            </w:r>
+          </w:p>
+        </w:tc>
+        <w:tc>
+          <w:tcPr>
+            <w:tcW w:type="dxa" w:w="4320"/>
+          </w:tcPr>
+          <w:p>
+            <w:r>
+              <w:rPr>
+                <w:sz w:val="24"/>
+              </w:rPr>
+              <w:t>Nhận nguồn và đích, dùng lệnh mv để di chuyển.</w:t>
+            </w:r>
+          </w:p>
+        </w:tc>
+      </w:tr>
+      <w:tr>
+        <w:tc>
+          <w:tcPr>
+            <w:tcW w:type="dxa" w:w="4320"/>
+          </w:tcPr>
+          <w:p>
+            <w:r>
+              <w:rPr>
+                <w:sz w:val="24"/>
+              </w:rPr>
+              <w:t>Xóa</w:t>
+            </w:r>
+          </w:p>
+        </w:tc>
+        <w:tc>
+          <w:tcPr>
+            <w:tcW w:type="dxa" w:w="4320"/>
+          </w:tcPr>
+          <w:p>
+            <w:r>
+              <w:rPr>
+                <w:sz w:val="24"/>
+              </w:rPr>
+              <w:t>Có bước xác nhận (y/n) trước khi dùng rm -rf để xóa.</w:t>
+            </w:r>
+          </w:p>
+        </w:tc>
+      </w:tr>
+      <w:tr>
+        <w:tc>
+          <w:tcPr>
+            <w:tcW w:type="dxa" w:w="4320"/>
+          </w:tcPr>
+          <w:p>
+            <w:r>
+              <w:rPr>
+                <w:sz w:val="24"/>
+              </w:rPr>
+              <w:t>Điều hướng</w:t>
+            </w:r>
+          </w:p>
+        </w:tc>
+        <w:tc>
+          <w:tcPr>
+            <w:tcW w:type="dxa" w:w="4320"/>
+          </w:tcPr>
+          <w:p>
+            <w:r>
+              <w:rPr>
+                <w:sz w:val="24"/>
+              </w:rPr>
+              <w:t>Dùng lệnh cd để chuyển thư mục (.. = thư mục cha).</w:t>
+            </w:r>
+          </w:p>
+        </w:tc>
+      </w:tr>
+      <w:tr>
+        <w:tc>
+          <w:tcPr>
+            <w:tcW w:type="dxa" w:w="4320"/>
+          </w:tcPr>
+          <w:p>
+            <w:r>
+              <w:rPr>
+                <w:sz w:val="24"/>
+              </w:rPr>
+              <w:t>Liệt kê</w:t>
+            </w:r>
+          </w:p>
+        </w:tc>
+        <w:tc>
+          <w:tcPr>
+            <w:tcW w:type="dxa" w:w="4320"/>
+          </w:tcPr>
+          <w:p>
+            <w:r>
+              <w:rPr>
+                <w:sz w:val="24"/>
+              </w:rPr>
+              <w:t>Dùng ls hoặc ls -lah để hiển thị nội dung thư mục.</w:t>
+            </w:r>
+          </w:p>
+        </w:tc>
+      </w:tr>
+      <w:tr>
+        <w:tc>
+          <w:tcPr>
+            <w:tcW w:type="dxa" w:w="4320"/>
+          </w:tcPr>
+          <w:p>
+            <w:r>
+              <w:rPr>
+                <w:sz w:val="24"/>
+              </w:rPr>
+              <w:t>Phân quyền</w:t>
+            </w:r>
+          </w:p>
+        </w:tc>
+        <w:tc>
+          <w:tcPr>
+            <w:tcW w:type="dxa" w:w="4320"/>
+          </w:tcPr>
+          <w:p>
+            <w:r>
+              <w:rPr>
+                <w:sz w:val="24"/>
+              </w:rPr>
+              <w:t>Nhận quyền (vd 755), dùng lệnh chmod để cấp quyền.</w:t>
+            </w:r>
+          </w:p>
+        </w:tc>
+      </w:tr>
+      <w:tr>
+        <w:tc>
+          <w:tcPr>
+            <w:tcW w:type="dxa" w:w="4320"/>
+          </w:tcPr>
+          <w:p>
+            <w:r>
+              <w:rPr>
+                <w:sz w:val="24"/>
+              </w:rPr>
+              <w:t>Nén</w:t>
+            </w:r>
+          </w:p>
+        </w:tc>
+        <w:tc>
+          <w:tcPr>
+            <w:tcW w:type="dxa" w:w="4320"/>
+          </w:tcPr>
+          <w:p>
+            <w:r>
+              <w:rPr>
+                <w:sz w:val="24"/>
+              </w:rPr>
+              <w:t>Dùng tar -zcvf để nén thành tệp .tar.gz.</w:t>
+            </w:r>
+          </w:p>
+        </w:tc>
+      </w:tr>
+    </w:tbl>
+    <w:p>
+      <w:pPr>
+        <w:pStyle w:val="Caption"/>
+        <w:spacing w:before="40"/>
+        <w:jc w:val="center"/>
+      </w:pPr>
+      <w:r>
+        <w:rPr>
+          <w:rFonts w:ascii="Times New Roman" w:hAnsi="Times New Roman"/>
+          <w:i/>
+          <w:sz w:val="24"/>
+        </w:rPr>
+        <w:t xml:space="preserve">Bảng </w:t>
+      </w:r>
+      <w:r>
+        <w:rPr>
+          <w:i/>
+          <w:sz w:val="24"/>
+        </w:rPr>
+        <w:fldChar w:fldCharType="begin"/>
+        <w:instrText xml:space="preserve"> SEQ Bảng \* ARABIC </w:instrText>
+        <w:fldChar w:fldCharType="separate"/>
+        <w:t>1</w:t>
+        <w:fldChar w:fldCharType="end"/>
+      </w:r>
+      <w:r>
+        <w:rPr>
+          <w:rFonts w:ascii="Times New Roman" w:hAnsi="Times New Roman"/>
+          <w:i/>
+          <w:sz w:val="24"/>
+        </w:rPr>
+        <w:t>. Bảng mô tả các chức năng của chương trình quản lý file (shell)</w:t>
+      </w:r>
+    </w:p>
+    <w:p>
+      <w:pPr>
+        <w:spacing w:after="40"/>
+      </w:pPr>
+    </w:p>
+    <w:p>
+      <w:pPr>
+        <w:pStyle w:val="Heading4"/>
+      </w:pPr>
+      <w:r>
+        <w:t>Chương trình</w:t>
+      </w:r>
+    </w:p>
+    <w:p>
+      <w:pPr>
+        <w:jc w:val="both"/>
+      </w:pPr>
+      <w:r>
+        <w:t>Hàm chính dùng vòng lặp while kết hợp case để điều hướng tới từng chức năng. Mỗi chức năng nhận tham số nhập từ bàn phím bằng read và thực thi lệnh hệ thống tương ứng, sau đó in thông báo [OK]/[Lỗi]. Mã nguồn đầy đủ:</w:t>
       </w:r>
     </w:p>
     <w:p>
@@ -3339,10 +3730,10 @@
     </w:p>
     <w:p>
       <w:pPr>
-        <w:jc w:val="both"/>
-      </w:pPr>
-      <w:r>
-        <w:t>Kết quả thực thi:</w:t>
+        <w:pStyle w:val="Heading4"/>
+      </w:pPr>
+      <w:r>
+        <w:t>Kết quả thực thi chương trình</w:t>
       </w:r>
     </w:p>
     <w:tbl>
@@ -3368,7 +3759,7 @@
           </w:tcPr>
           <w:p>
             <w:pPr>
-              <w:spacing w:before="360"/>
+              <w:spacing w:before="320"/>
               <w:jc w:val="center"/>
             </w:pPr>
             <w:r>
@@ -3382,7 +3773,7 @@
           </w:p>
           <w:p>
             <w:pPr>
-              <w:spacing w:after="360"/>
+              <w:spacing w:after="320"/>
               <w:jc w:val="center"/>
             </w:pPr>
             <w:r>
@@ -3391,7 +3782,7 @@
                 <w:color w:val="666666"/>
                 <w:sz w:val="22"/>
               </w:rPr>
-              <w:t>Nội dung cần chụp: terminal chạy ./quanly_file.sh, thao tác tạo/đổi tên/xóa thư mục và in [OK].</w:t>
+              <w:t>Nội dung cần chụp: terminal chạy ./quanly_file.sh, thao tác tạo/đổi tên/xóa thư mục, in [OK].</w:t>
             </w:r>
           </w:p>
         </w:tc>
@@ -3446,10 +3837,233 @@
     </w:p>
     <w:p>
       <w:pPr>
+        <w:pStyle w:val="Heading4"/>
+      </w:pPr>
+      <w:r>
+        <w:t>Phân tích thiết kế</w:t>
+      </w:r>
+    </w:p>
+    <w:p>
+      <w:pPr>
         <w:jc w:val="both"/>
       </w:pPr>
       <w:r>
-        <w:t>Chương trình laplich_tacvu.sh dùng crontab để liệt kê, thêm, xóa từng tác vụ và xóa toàn bộ tác vụ định kỳ. Cú pháp crontab gồm 5 trường: phút, giờ, ngày, tháng, thứ, theo sau là lệnh cần chạy.</w:t>
+        <w:t>Chương trình laplich_tacvu.sh quản lý các tác vụ định kỳ của người dùng thông qua crontab. Cú pháp crontab gồm 5 trường: phút, giờ, ngày, tháng, thứ. Các chức năng:</w:t>
+      </w:r>
+    </w:p>
+    <w:tbl>
+      <w:tblPr>
+        <w:tblStyle w:val="TableGrid"/>
+        <w:tblW w:type="auto" w:w="0"/>
+        <w:jc w:val="center"/>
+        <w:tblLook w:firstColumn="1" w:firstRow="1" w:lastColumn="0" w:lastRow="0" w:noHBand="0" w:noVBand="1" w:val="04A0"/>
+      </w:tblPr>
+      <w:tblGrid>
+        <w:gridCol w:w="4320"/>
+        <w:gridCol w:w="4320"/>
+      </w:tblGrid>
+      <w:tr>
+        <w:tc>
+          <w:tcPr>
+            <w:tcW w:type="dxa" w:w="4320"/>
+            <w:shd w:val="clear" w:color="auto" w:fill="D9E2F3"/>
+          </w:tcPr>
+          <w:p>
+            <w:pPr>
+              <w:jc w:val="center"/>
+            </w:pPr>
+            <w:r>
+              <w:rPr>
+                <w:b/>
+              </w:rPr>
+              <w:t>Chức năng</w:t>
+            </w:r>
+          </w:p>
+        </w:tc>
+        <w:tc>
+          <w:tcPr>
+            <w:tcW w:type="dxa" w:w="4320"/>
+            <w:shd w:val="clear" w:color="auto" w:fill="D9E2F3"/>
+          </w:tcPr>
+          <w:p>
+            <w:pPr>
+              <w:jc w:val="center"/>
+            </w:pPr>
+            <w:r>
+              <w:rPr>
+                <w:b/>
+              </w:rPr>
+              <w:t>Mô tả</w:t>
+            </w:r>
+          </w:p>
+        </w:tc>
+      </w:tr>
+      <w:tr>
+        <w:tc>
+          <w:tcPr>
+            <w:tcW w:type="dxa" w:w="4320"/>
+          </w:tcPr>
+          <w:p>
+            <w:r>
+              <w:rPr>
+                <w:sz w:val="24"/>
+              </w:rPr>
+              <w:t>Liệt kê tác vụ</w:t>
+            </w:r>
+          </w:p>
+        </w:tc>
+        <w:tc>
+          <w:tcPr>
+            <w:tcW w:type="dxa" w:w="4320"/>
+          </w:tcPr>
+          <w:p>
+            <w:r>
+              <w:rPr>
+                <w:sz w:val="24"/>
+              </w:rPr>
+              <w:t>Dùng crontab -l để in danh sách tác vụ hiện có.</w:t>
+            </w:r>
+          </w:p>
+        </w:tc>
+      </w:tr>
+      <w:tr>
+        <w:tc>
+          <w:tcPr>
+            <w:tcW w:type="dxa" w:w="4320"/>
+          </w:tcPr>
+          <w:p>
+            <w:r>
+              <w:rPr>
+                <w:sz w:val="24"/>
+              </w:rPr>
+              <w:t>Thêm tác vụ</w:t>
+            </w:r>
+          </w:p>
+        </w:tc>
+        <w:tc>
+          <w:tcPr>
+            <w:tcW w:type="dxa" w:w="4320"/>
+          </w:tcPr>
+          <w:p>
+            <w:r>
+              <w:rPr>
+                <w:sz w:val="24"/>
+              </w:rPr>
+              <w:t>Nối dòng lịch mới vào crontab hiện tại qua crontab -.</w:t>
+            </w:r>
+          </w:p>
+        </w:tc>
+      </w:tr>
+      <w:tr>
+        <w:tc>
+          <w:tcPr>
+            <w:tcW w:type="dxa" w:w="4320"/>
+          </w:tcPr>
+          <w:p>
+            <w:r>
+              <w:rPr>
+                <w:sz w:val="24"/>
+              </w:rPr>
+              <w:t>Xóa một tác vụ</w:t>
+            </w:r>
+          </w:p>
+        </w:tc>
+        <w:tc>
+          <w:tcPr>
+            <w:tcW w:type="dxa" w:w="4320"/>
+          </w:tcPr>
+          <w:p>
+            <w:r>
+              <w:rPr>
+                <w:sz w:val="24"/>
+              </w:rPr>
+              <w:t>Xóa dòng theo số thứ tự bằng sed rồi nạp lại crontab.</w:t>
+            </w:r>
+          </w:p>
+        </w:tc>
+      </w:tr>
+      <w:tr>
+        <w:tc>
+          <w:tcPr>
+            <w:tcW w:type="dxa" w:w="4320"/>
+          </w:tcPr>
+          <w:p>
+            <w:r>
+              <w:rPr>
+                <w:sz w:val="24"/>
+              </w:rPr>
+              <w:t>Xóa toàn bộ</w:t>
+            </w:r>
+          </w:p>
+        </w:tc>
+        <w:tc>
+          <w:tcPr>
+            <w:tcW w:type="dxa" w:w="4320"/>
+          </w:tcPr>
+          <w:p>
+            <w:r>
+              <w:rPr>
+                <w:sz w:val="24"/>
+              </w:rPr>
+              <w:t>Dùng crontab -r để xóa tất cả tác vụ (có xác nhận).</w:t>
+            </w:r>
+          </w:p>
+        </w:tc>
+      </w:tr>
+    </w:tbl>
+    <w:p>
+      <w:pPr>
+        <w:pStyle w:val="Caption"/>
+        <w:spacing w:before="40"/>
+        <w:jc w:val="center"/>
+      </w:pPr>
+      <w:r>
+        <w:rPr>
+          <w:rFonts w:ascii="Times New Roman" w:hAnsi="Times New Roman"/>
+          <w:i/>
+          <w:sz w:val="24"/>
+        </w:rPr>
+        <w:t xml:space="preserve">Bảng </w:t>
+      </w:r>
+      <w:r>
+        <w:rPr>
+          <w:i/>
+          <w:sz w:val="24"/>
+        </w:rPr>
+        <w:fldChar w:fldCharType="begin"/>
+        <w:instrText xml:space="preserve"> SEQ Bảng \* ARABIC </w:instrText>
+        <w:fldChar w:fldCharType="separate"/>
+        <w:t>1</w:t>
+        <w:fldChar w:fldCharType="end"/>
+      </w:r>
+      <w:r>
+        <w:rPr>
+          <w:rFonts w:ascii="Times New Roman" w:hAnsi="Times New Roman"/>
+          <w:i/>
+          <w:sz w:val="24"/>
+        </w:rPr>
+        <w:t>. Bảng mô tả các chức năng của chương trình lập lịch tác vụ</w:t>
+      </w:r>
+    </w:p>
+    <w:p>
+      <w:pPr>
+        <w:spacing w:after="40"/>
+      </w:pPr>
+    </w:p>
+    <w:p>
+      <w:pPr>
+        <w:pStyle w:val="Heading4"/>
+      </w:pPr>
+      <w:r>
+        <w:t>Chương trình</w:t>
+      </w:r>
+    </w:p>
+    <w:p>
+      <w:pPr>
+        <w:jc w:val="both"/>
+      </w:pPr>
+      <w:r>
+        <w:t>Chương trình kiểm tra hợp lệ số thứ tự dòng trước khi sửa/xóa, dùng tệp tạm (mktemp) để thao tác an toàn trên crontab. Mã nguồn:</w:t>
       </w:r>
     </w:p>
     <w:p>
@@ -4450,6 +5064,14 @@
       <w:pPr>
         <w:spacing w:after="40"/>
       </w:pPr>
+    </w:p>
+    <w:p>
+      <w:pPr>
+        <w:pStyle w:val="Heading4"/>
+      </w:pPr>
+      <w:r>
+        <w:t>Kết quả thực thi chương trình</w:t>
+      </w:r>
     </w:p>
     <w:tbl>
       <w:tblPr>
@@ -4474,7 +5096,7 @@
           </w:tcPr>
           <w:p>
             <w:pPr>
-              <w:spacing w:before="360"/>
+              <w:spacing w:before="320"/>
               <w:jc w:val="center"/>
             </w:pPr>
             <w:r>
@@ -4488,7 +5110,7 @@
           </w:p>
           <w:p>
             <w:pPr>
-              <w:spacing w:after="360"/>
+              <w:spacing w:after="320"/>
               <w:jc w:val="center"/>
             </w:pPr>
             <w:r>
@@ -4552,10 +5174,261 @@
     </w:p>
     <w:p>
       <w:pPr>
+        <w:pStyle w:val="Heading4"/>
+      </w:pPr>
+      <w:r>
+        <w:t>Phân tích thiết kế</w:t>
+      </w:r>
+    </w:p>
+    <w:p>
+      <w:pPr>
         <w:jc w:val="both"/>
       </w:pPr>
       <w:r>
-        <w:t>Chương trình thoigian_hethong.sh cho phép xem giờ, đặt giờ/ngày/múi giờ và đồng bộ thời gian từ máy chủ NTP (ntpdate). Các thao tác thay đổi giờ cần quyền sudo.</w:t>
+        <w:t>Chương trình thoigian_hethong.sh cho phép xem và thiết lập thời gian hệ thống, cũng như đồng bộ giờ từ máy chủ NTP. Các thao tác thay đổi giờ cần quyền sudo:</w:t>
+      </w:r>
+    </w:p>
+    <w:tbl>
+      <w:tblPr>
+        <w:tblStyle w:val="TableGrid"/>
+        <w:tblW w:type="auto" w:w="0"/>
+        <w:jc w:val="center"/>
+        <w:tblLook w:firstColumn="1" w:firstRow="1" w:lastColumn="0" w:lastRow="0" w:noHBand="0" w:noVBand="1" w:val="04A0"/>
+      </w:tblPr>
+      <w:tblGrid>
+        <w:gridCol w:w="4320"/>
+        <w:gridCol w:w="4320"/>
+      </w:tblGrid>
+      <w:tr>
+        <w:tc>
+          <w:tcPr>
+            <w:tcW w:type="dxa" w:w="4320"/>
+            <w:shd w:val="clear" w:color="auto" w:fill="D9E2F3"/>
+          </w:tcPr>
+          <w:p>
+            <w:pPr>
+              <w:jc w:val="center"/>
+            </w:pPr>
+            <w:r>
+              <w:rPr>
+                <w:b/>
+              </w:rPr>
+              <w:t>Chức năng</w:t>
+            </w:r>
+          </w:p>
+        </w:tc>
+        <w:tc>
+          <w:tcPr>
+            <w:tcW w:type="dxa" w:w="4320"/>
+            <w:shd w:val="clear" w:color="auto" w:fill="D9E2F3"/>
+          </w:tcPr>
+          <w:p>
+            <w:pPr>
+              <w:jc w:val="center"/>
+            </w:pPr>
+            <w:r>
+              <w:rPr>
+                <w:b/>
+              </w:rPr>
+              <w:t>Mô tả</w:t>
+            </w:r>
+          </w:p>
+        </w:tc>
+      </w:tr>
+      <w:tr>
+        <w:tc>
+          <w:tcPr>
+            <w:tcW w:type="dxa" w:w="4320"/>
+          </w:tcPr>
+          <w:p>
+            <w:r>
+              <w:rPr>
+                <w:sz w:val="24"/>
+              </w:rPr>
+              <w:t>Xem thời gian</w:t>
+            </w:r>
+          </w:p>
+        </w:tc>
+        <w:tc>
+          <w:tcPr>
+            <w:tcW w:type="dxa" w:w="4320"/>
+          </w:tcPr>
+          <w:p>
+            <w:r>
+              <w:rPr>
+                <w:sz w:val="24"/>
+              </w:rPr>
+              <w:t>Dùng lệnh date để hiển thị ngày, giờ, múi giờ hiện tại.</w:t>
+            </w:r>
+          </w:p>
+        </w:tc>
+      </w:tr>
+      <w:tr>
+        <w:tc>
+          <w:tcPr>
+            <w:tcW w:type="dxa" w:w="4320"/>
+          </w:tcPr>
+          <w:p>
+            <w:r>
+              <w:rPr>
+                <w:sz w:val="24"/>
+              </w:rPr>
+              <w:t>Đặt giờ</w:t>
+            </w:r>
+          </w:p>
+        </w:tc>
+        <w:tc>
+          <w:tcPr>
+            <w:tcW w:type="dxa" w:w="4320"/>
+          </w:tcPr>
+          <w:p>
+            <w:r>
+              <w:rPr>
+                <w:sz w:val="24"/>
+              </w:rPr>
+              <w:t>Dùng sudo date -s để đặt giờ theo định dạng HH:MM:SS.</w:t>
+            </w:r>
+          </w:p>
+        </w:tc>
+      </w:tr>
+      <w:tr>
+        <w:tc>
+          <w:tcPr>
+            <w:tcW w:type="dxa" w:w="4320"/>
+          </w:tcPr>
+          <w:p>
+            <w:r>
+              <w:rPr>
+                <w:sz w:val="24"/>
+              </w:rPr>
+              <w:t>Đặt ngày</w:t>
+            </w:r>
+          </w:p>
+        </w:tc>
+        <w:tc>
+          <w:tcPr>
+            <w:tcW w:type="dxa" w:w="4320"/>
+          </w:tcPr>
+          <w:p>
+            <w:r>
+              <w:rPr>
+                <w:sz w:val="24"/>
+              </w:rPr>
+              <w:t>Dùng sudo date -s để đặt ngày theo định dạng YYYY-MM-DD.</w:t>
+            </w:r>
+          </w:p>
+        </w:tc>
+      </w:tr>
+      <w:tr>
+        <w:tc>
+          <w:tcPr>
+            <w:tcW w:type="dxa" w:w="4320"/>
+          </w:tcPr>
+          <w:p>
+            <w:r>
+              <w:rPr>
+                <w:sz w:val="24"/>
+              </w:rPr>
+              <w:t>Đặt múi giờ</w:t>
+            </w:r>
+          </w:p>
+        </w:tc>
+        <w:tc>
+          <w:tcPr>
+            <w:tcW w:type="dxa" w:w="4320"/>
+          </w:tcPr>
+          <w:p>
+            <w:r>
+              <w:rPr>
+                <w:sz w:val="24"/>
+              </w:rPr>
+              <w:t>Dùng sudo timedatectl set-timezone để đổi múi giờ.</w:t>
+            </w:r>
+          </w:p>
+        </w:tc>
+      </w:tr>
+      <w:tr>
+        <w:tc>
+          <w:tcPr>
+            <w:tcW w:type="dxa" w:w="4320"/>
+          </w:tcPr>
+          <w:p>
+            <w:r>
+              <w:rPr>
+                <w:sz w:val="24"/>
+              </w:rPr>
+              <w:t>Đồng bộ NTP</w:t>
+            </w:r>
+          </w:p>
+        </w:tc>
+        <w:tc>
+          <w:tcPr>
+            <w:tcW w:type="dxa" w:w="4320"/>
+          </w:tcPr>
+          <w:p>
+            <w:r>
+              <w:rPr>
+                <w:sz w:val="24"/>
+              </w:rPr>
+              <w:t>Cài và chạy ntpdate pool.ntp.org để đồng bộ giờ qua mạng.</w:t>
+            </w:r>
+          </w:p>
+        </w:tc>
+      </w:tr>
+    </w:tbl>
+    <w:p>
+      <w:pPr>
+        <w:pStyle w:val="Caption"/>
+        <w:spacing w:before="40"/>
+        <w:jc w:val="center"/>
+      </w:pPr>
+      <w:r>
+        <w:rPr>
+          <w:rFonts w:ascii="Times New Roman" w:hAnsi="Times New Roman"/>
+          <w:i/>
+          <w:sz w:val="24"/>
+        </w:rPr>
+        <w:t xml:space="preserve">Bảng </w:t>
+      </w:r>
+      <w:r>
+        <w:rPr>
+          <w:i/>
+          <w:sz w:val="24"/>
+        </w:rPr>
+        <w:fldChar w:fldCharType="begin"/>
+        <w:instrText xml:space="preserve"> SEQ Bảng \* ARABIC </w:instrText>
+        <w:fldChar w:fldCharType="separate"/>
+        <w:t>1</w:t>
+        <w:fldChar w:fldCharType="end"/>
+      </w:r>
+      <w:r>
+        <w:rPr>
+          <w:rFonts w:ascii="Times New Roman" w:hAnsi="Times New Roman"/>
+          <w:i/>
+          <w:sz w:val="24"/>
+        </w:rPr>
+        <w:t>. Bảng mô tả các chức năng của chương trình thiết lập thời gian</w:t>
+      </w:r>
+    </w:p>
+    <w:p>
+      <w:pPr>
+        <w:spacing w:after="40"/>
+      </w:pPr>
+    </w:p>
+    <w:p>
+      <w:pPr>
+        <w:pStyle w:val="Heading4"/>
+      </w:pPr>
+      <w:r>
+        <w:t>Chương trình</w:t>
+      </w:r>
+    </w:p>
+    <w:p>
+      <w:pPr>
+        <w:jc w:val="both"/>
+      </w:pPr>
+      <w:r>
+        <w:t>Mỗi chức năng sau khi thực thi đều gọi lại hàm hiển thị thời gian để người dùng kiểm chứng kết quả. Mã nguồn:</w:t>
       </w:r>
     </w:p>
     <w:p>
@@ -5626,6 +6499,14 @@
       <w:pPr>
         <w:spacing w:after="40"/>
       </w:pPr>
+    </w:p>
+    <w:p>
+      <w:pPr>
+        <w:pStyle w:val="Heading4"/>
+      </w:pPr>
+      <w:r>
+        <w:t>Kết quả thực thi chương trình</w:t>
+      </w:r>
     </w:p>
     <w:tbl>
       <w:tblPr>
@@ -5650,7 +6531,7 @@
           </w:tcPr>
           <w:p>
             <w:pPr>
-              <w:spacing w:before="360"/>
+              <w:spacing w:before="320"/>
               <w:jc w:val="center"/>
             </w:pPr>
             <w:r>
@@ -5664,7 +6545,7 @@
           </w:p>
           <w:p>
             <w:pPr>
-              <w:spacing w:after="360"/>
+              <w:spacing w:after="320"/>
               <w:jc w:val="center"/>
             </w:pPr>
             <w:r>
@@ -5728,10 +6609,261 @@
     </w:p>
     <w:p>
       <w:pPr>
+        <w:pStyle w:val="Heading4"/>
+      </w:pPr>
+      <w:r>
+        <w:t>Phân tích thiết kế</w:t>
+      </w:r>
+    </w:p>
+    <w:p>
+      <w:pPr>
         <w:jc w:val="both"/>
       </w:pPr>
       <w:r>
-        <w:t>Chương trình caidat_goibo.sh tự động kiểm tra, cài đặt, gỡ bỏ, cập nhật và tìm kiếm gói phần mềm bằng apt và dpkg.</w:t>
+        <w:t>Chương trình caidat_goibo.sh tự động hóa việc quản lý gói phần mềm trên Ubuntu bằng apt và dpkg. Các chức năng:</w:t>
+      </w:r>
+    </w:p>
+    <w:tbl>
+      <w:tblPr>
+        <w:tblStyle w:val="TableGrid"/>
+        <w:tblW w:type="auto" w:w="0"/>
+        <w:jc w:val="center"/>
+        <w:tblLook w:firstColumn="1" w:firstRow="1" w:lastColumn="0" w:lastRow="0" w:noHBand="0" w:noVBand="1" w:val="04A0"/>
+      </w:tblPr>
+      <w:tblGrid>
+        <w:gridCol w:w="4320"/>
+        <w:gridCol w:w="4320"/>
+      </w:tblGrid>
+      <w:tr>
+        <w:tc>
+          <w:tcPr>
+            <w:tcW w:type="dxa" w:w="4320"/>
+            <w:shd w:val="clear" w:color="auto" w:fill="D9E2F3"/>
+          </w:tcPr>
+          <w:p>
+            <w:pPr>
+              <w:jc w:val="center"/>
+            </w:pPr>
+            <w:r>
+              <w:rPr>
+                <w:b/>
+              </w:rPr>
+              <w:t>Chức năng</w:t>
+            </w:r>
+          </w:p>
+        </w:tc>
+        <w:tc>
+          <w:tcPr>
+            <w:tcW w:type="dxa" w:w="4320"/>
+            <w:shd w:val="clear" w:color="auto" w:fill="D9E2F3"/>
+          </w:tcPr>
+          <w:p>
+            <w:pPr>
+              <w:jc w:val="center"/>
+            </w:pPr>
+            <w:r>
+              <w:rPr>
+                <w:b/>
+              </w:rPr>
+              <w:t>Mô tả</w:t>
+            </w:r>
+          </w:p>
+        </w:tc>
+      </w:tr>
+      <w:tr>
+        <w:tc>
+          <w:tcPr>
+            <w:tcW w:type="dxa" w:w="4320"/>
+          </w:tcPr>
+          <w:p>
+            <w:r>
+              <w:rPr>
+                <w:sz w:val="24"/>
+              </w:rPr>
+              <w:t>Kiểm tra gói</w:t>
+            </w:r>
+          </w:p>
+        </w:tc>
+        <w:tc>
+          <w:tcPr>
+            <w:tcW w:type="dxa" w:w="4320"/>
+          </w:tcPr>
+          <w:p>
+            <w:r>
+              <w:rPr>
+                <w:sz w:val="24"/>
+              </w:rPr>
+              <w:t>Dùng dpkg -s để kiểm tra một gói đã được cài hay chưa.</w:t>
+            </w:r>
+          </w:p>
+        </w:tc>
+      </w:tr>
+      <w:tr>
+        <w:tc>
+          <w:tcPr>
+            <w:tcW w:type="dxa" w:w="4320"/>
+          </w:tcPr>
+          <w:p>
+            <w:r>
+              <w:rPr>
+                <w:sz w:val="24"/>
+              </w:rPr>
+              <w:t>Cài đặt</w:t>
+            </w:r>
+          </w:p>
+        </w:tc>
+        <w:tc>
+          <w:tcPr>
+            <w:tcW w:type="dxa" w:w="4320"/>
+          </w:tcPr>
+          <w:p>
+            <w:r>
+              <w:rPr>
+                <w:sz w:val="24"/>
+              </w:rPr>
+              <w:t>Dùng apt-get update và apt-get install để cài gói mới.</w:t>
+            </w:r>
+          </w:p>
+        </w:tc>
+      </w:tr>
+      <w:tr>
+        <w:tc>
+          <w:tcPr>
+            <w:tcW w:type="dxa" w:w="4320"/>
+          </w:tcPr>
+          <w:p>
+            <w:r>
+              <w:rPr>
+                <w:sz w:val="24"/>
+              </w:rPr>
+              <w:t>Gỡ bỏ</w:t>
+            </w:r>
+          </w:p>
+        </w:tc>
+        <w:tc>
+          <w:tcPr>
+            <w:tcW w:type="dxa" w:w="4320"/>
+          </w:tcPr>
+          <w:p>
+            <w:r>
+              <w:rPr>
+                <w:sz w:val="24"/>
+              </w:rPr>
+              <w:t>Dùng apt-get remove để gỡ bỏ gói đã cài.</w:t>
+            </w:r>
+          </w:p>
+        </w:tc>
+      </w:tr>
+      <w:tr>
+        <w:tc>
+          <w:tcPr>
+            <w:tcW w:type="dxa" w:w="4320"/>
+          </w:tcPr>
+          <w:p>
+            <w:r>
+              <w:rPr>
+                <w:sz w:val="24"/>
+              </w:rPr>
+              <w:t>Cập nhật</w:t>
+            </w:r>
+          </w:p>
+        </w:tc>
+        <w:tc>
+          <w:tcPr>
+            <w:tcW w:type="dxa" w:w="4320"/>
+          </w:tcPr>
+          <w:p>
+            <w:r>
+              <w:rPr>
+                <w:sz w:val="24"/>
+              </w:rPr>
+              <w:t>Dùng apt-get update và upgrade để nâng cấp hệ thống.</w:t>
+            </w:r>
+          </w:p>
+        </w:tc>
+      </w:tr>
+      <w:tr>
+        <w:tc>
+          <w:tcPr>
+            <w:tcW w:type="dxa" w:w="4320"/>
+          </w:tcPr>
+          <w:p>
+            <w:r>
+              <w:rPr>
+                <w:sz w:val="24"/>
+              </w:rPr>
+              <w:t>Tìm kiếm</w:t>
+            </w:r>
+          </w:p>
+        </w:tc>
+        <w:tc>
+          <w:tcPr>
+            <w:tcW w:type="dxa" w:w="4320"/>
+          </w:tcPr>
+          <w:p>
+            <w:r>
+              <w:rPr>
+                <w:sz w:val="24"/>
+              </w:rPr>
+              <w:t>Dùng apt-cache search để tìm gói theo từ khóa.</w:t>
+            </w:r>
+          </w:p>
+        </w:tc>
+      </w:tr>
+    </w:tbl>
+    <w:p>
+      <w:pPr>
+        <w:pStyle w:val="Caption"/>
+        <w:spacing w:before="40"/>
+        <w:jc w:val="center"/>
+      </w:pPr>
+      <w:r>
+        <w:rPr>
+          <w:rFonts w:ascii="Times New Roman" w:hAnsi="Times New Roman"/>
+          <w:i/>
+          <w:sz w:val="24"/>
+        </w:rPr>
+        <w:t xml:space="preserve">Bảng </w:t>
+      </w:r>
+      <w:r>
+        <w:rPr>
+          <w:i/>
+          <w:sz w:val="24"/>
+        </w:rPr>
+        <w:fldChar w:fldCharType="begin"/>
+        <w:instrText xml:space="preserve"> SEQ Bảng \* ARABIC </w:instrText>
+        <w:fldChar w:fldCharType="separate"/>
+        <w:t>1</w:t>
+        <w:fldChar w:fldCharType="end"/>
+      </w:r>
+      <w:r>
+        <w:rPr>
+          <w:rFonts w:ascii="Times New Roman" w:hAnsi="Times New Roman"/>
+          <w:i/>
+          <w:sz w:val="24"/>
+        </w:rPr>
+        <w:t>. Bảng mô tả các chức năng của chương trình cài đặt/gỡ bỏ phần mềm</w:t>
+      </w:r>
+    </w:p>
+    <w:p>
+      <w:pPr>
+        <w:spacing w:after="40"/>
+      </w:pPr>
+    </w:p>
+    <w:p>
+      <w:pPr>
+        <w:pStyle w:val="Heading4"/>
+      </w:pPr>
+      <w:r>
+        <w:t>Chương trình</w:t>
+      </w:r>
+    </w:p>
+    <w:p>
+      <w:pPr>
+        <w:jc w:val="both"/>
+      </w:pPr>
+      <w:r>
+        <w:t>Trước khi cài, chương trình kiểm tra gói đã tồn tại chưa để tránh cài lại; tương tự, chỉ gỡ khi gói thực sự đã được cài. Mã nguồn:</w:t>
       </w:r>
     </w:p>
     <w:p>
@@ -6816,6 +7948,14 @@
       <w:pPr>
         <w:spacing w:after="40"/>
       </w:pPr>
+    </w:p>
+    <w:p>
+      <w:pPr>
+        <w:pStyle w:val="Heading4"/>
+      </w:pPr>
+      <w:r>
+        <w:t>Kết quả thực thi chương trình</w:t>
+      </w:r>
     </w:p>
     <w:tbl>
       <w:tblPr>
@@ -6840,7 +7980,7 @@
           </w:tcPr>
           <w:p>
             <w:pPr>
-              <w:spacing w:before="360"/>
+              <w:spacing w:before="320"/>
               <w:jc w:val="center"/>
             </w:pPr>
             <w:r>
@@ -6854,7 +7994,7 @@
           </w:p>
           <w:p>
             <w:pPr>
-              <w:spacing w:after="360"/>
+              <w:spacing w:after="320"/>
               <w:jc w:val="center"/>
             </w:pPr>
             <w:r>
@@ -6921,7 +8061,7 @@
         <w:jc w:val="both"/>
       </w:pPr>
       <w:r>
-        <w:t>Kịch bản menu.sh đóng vai trò trình đơn chính, gọi đến bốn chương trình con ở trên.</w:t>
+        <w:t>Kịch bản menu.sh đóng vai trò trình đơn chính, gọi đến bốn chương trình con ở trên, giúp người dùng truy cập nhanh mọi chức năng từ một điểm vào duy nhất.</w:t>
       </w:r>
     </w:p>
     <w:p>
@@ -7353,10 +8493,261 @@
     </w:p>
     <w:p>
       <w:pPr>
+        <w:pStyle w:val="Heading4"/>
+      </w:pPr>
+      <w:r>
+        <w:t>Phân tích thiết kế</w:t>
+      </w:r>
+    </w:p>
+    <w:p>
+      <w:pPr>
         <w:jc w:val="both"/>
       </w:pPr>
       <w:r>
-        <w:t>Chương trình quanly_tientrinh.c minh họa quản lý tiến trình trên Linux: liệt kê tiến trình (lệnh ps), tạo tiến trình con bằng fork() kết hợp execl(), gửi tín hiệu và tiêu diệt tiến trình bằng kill(), chờ tiến trình con bằng waitpid().</w:t>
+        <w:t>Chương trình quanly_tientrinh.c minh họa quản lý tiến trình trên Linux thông qua các lời gọi hệ thống. Các chức năng:</w:t>
+      </w:r>
+    </w:p>
+    <w:tbl>
+      <w:tblPr>
+        <w:tblStyle w:val="TableGrid"/>
+        <w:tblW w:type="auto" w:w="0"/>
+        <w:jc w:val="center"/>
+        <w:tblLook w:firstColumn="1" w:firstRow="1" w:lastColumn="0" w:lastRow="0" w:noHBand="0" w:noVBand="1" w:val="04A0"/>
+      </w:tblPr>
+      <w:tblGrid>
+        <w:gridCol w:w="4320"/>
+        <w:gridCol w:w="4320"/>
+      </w:tblGrid>
+      <w:tr>
+        <w:tc>
+          <w:tcPr>
+            <w:tcW w:type="dxa" w:w="4320"/>
+            <w:shd w:val="clear" w:color="auto" w:fill="D9E2F3"/>
+          </w:tcPr>
+          <w:p>
+            <w:pPr>
+              <w:jc w:val="center"/>
+            </w:pPr>
+            <w:r>
+              <w:rPr>
+                <w:b/>
+              </w:rPr>
+              <w:t>Chức năng</w:t>
+            </w:r>
+          </w:p>
+        </w:tc>
+        <w:tc>
+          <w:tcPr>
+            <w:tcW w:type="dxa" w:w="4320"/>
+            <w:shd w:val="clear" w:color="auto" w:fill="D9E2F3"/>
+          </w:tcPr>
+          <w:p>
+            <w:pPr>
+              <w:jc w:val="center"/>
+            </w:pPr>
+            <w:r>
+              <w:rPr>
+                <w:b/>
+              </w:rPr>
+              <w:t>Mô tả</w:t>
+            </w:r>
+          </w:p>
+        </w:tc>
+      </w:tr>
+      <w:tr>
+        <w:tc>
+          <w:tcPr>
+            <w:tcW w:type="dxa" w:w="4320"/>
+          </w:tcPr>
+          <w:p>
+            <w:r>
+              <w:rPr>
+                <w:sz w:val="24"/>
+              </w:rPr>
+              <w:t>Liệt kê tiến trình</w:t>
+            </w:r>
+          </w:p>
+        </w:tc>
+        <w:tc>
+          <w:tcPr>
+            <w:tcW w:type="dxa" w:w="4320"/>
+          </w:tcPr>
+          <w:p>
+            <w:r>
+              <w:rPr>
+                <w:sz w:val="24"/>
+              </w:rPr>
+              <w:t>Dùng lệnh ps (qua system) để hiển thị các tiến trình.</w:t>
+            </w:r>
+          </w:p>
+        </w:tc>
+      </w:tr>
+      <w:tr>
+        <w:tc>
+          <w:tcPr>
+            <w:tcW w:type="dxa" w:w="4320"/>
+          </w:tcPr>
+          <w:p>
+            <w:r>
+              <w:rPr>
+                <w:sz w:val="24"/>
+              </w:rPr>
+              <w:t>Tạo tiến trình con</w:t>
+            </w:r>
+          </w:p>
+        </w:tc>
+        <w:tc>
+          <w:tcPr>
+            <w:tcW w:type="dxa" w:w="4320"/>
+          </w:tcPr>
+          <w:p>
+            <w:r>
+              <w:rPr>
+                <w:sz w:val="24"/>
+              </w:rPr>
+              <w:t>Dùng fork() tạo tiến trình con, execl() chạy lệnh.</w:t>
+            </w:r>
+          </w:p>
+        </w:tc>
+      </w:tr>
+      <w:tr>
+        <w:tc>
+          <w:tcPr>
+            <w:tcW w:type="dxa" w:w="4320"/>
+          </w:tcPr>
+          <w:p>
+            <w:r>
+              <w:rPr>
+                <w:sz w:val="24"/>
+              </w:rPr>
+              <w:t>Gửi tín hiệu</w:t>
+            </w:r>
+          </w:p>
+        </w:tc>
+        <w:tc>
+          <w:tcPr>
+            <w:tcW w:type="dxa" w:w="4320"/>
+          </w:tcPr>
+          <w:p>
+            <w:r>
+              <w:rPr>
+                <w:sz w:val="24"/>
+              </w:rPr>
+              <w:t>Dùng kill(pid, sig) để gửi tín hiệu bất kỳ tới tiến trình.</w:t>
+            </w:r>
+          </w:p>
+        </w:tc>
+      </w:tr>
+      <w:tr>
+        <w:tc>
+          <w:tcPr>
+            <w:tcW w:type="dxa" w:w="4320"/>
+          </w:tcPr>
+          <w:p>
+            <w:r>
+              <w:rPr>
+                <w:sz w:val="24"/>
+              </w:rPr>
+              <w:t>Tiêu diệt tiến trình</w:t>
+            </w:r>
+          </w:p>
+        </w:tc>
+        <w:tc>
+          <w:tcPr>
+            <w:tcW w:type="dxa" w:w="4320"/>
+          </w:tcPr>
+          <w:p>
+            <w:r>
+              <w:rPr>
+                <w:sz w:val="24"/>
+              </w:rPr>
+              <w:t>Dùng kill(pid, SIGKILL) để buộc dừng tiến trình.</w:t>
+            </w:r>
+          </w:p>
+        </w:tc>
+      </w:tr>
+      <w:tr>
+        <w:tc>
+          <w:tcPr>
+            <w:tcW w:type="dxa" w:w="4320"/>
+          </w:tcPr>
+          <w:p>
+            <w:r>
+              <w:rPr>
+                <w:sz w:val="24"/>
+              </w:rPr>
+              <w:t>Chờ tiến trình con</w:t>
+            </w:r>
+          </w:p>
+        </w:tc>
+        <w:tc>
+          <w:tcPr>
+            <w:tcW w:type="dxa" w:w="4320"/>
+          </w:tcPr>
+          <w:p>
+            <w:r>
+              <w:rPr>
+                <w:sz w:val="24"/>
+              </w:rPr>
+              <w:t>Dùng waitpid() để cha chờ con kết thúc và lấy mã thoát.</w:t>
+            </w:r>
+          </w:p>
+        </w:tc>
+      </w:tr>
+    </w:tbl>
+    <w:p>
+      <w:pPr>
+        <w:pStyle w:val="Caption"/>
+        <w:spacing w:before="40"/>
+        <w:jc w:val="center"/>
+      </w:pPr>
+      <w:r>
+        <w:rPr>
+          <w:rFonts w:ascii="Times New Roman" w:hAnsi="Times New Roman"/>
+          <w:i/>
+          <w:sz w:val="24"/>
+        </w:rPr>
+        <w:t xml:space="preserve">Bảng </w:t>
+      </w:r>
+      <w:r>
+        <w:rPr>
+          <w:i/>
+          <w:sz w:val="24"/>
+        </w:rPr>
+        <w:fldChar w:fldCharType="begin"/>
+        <w:instrText xml:space="preserve"> SEQ Bảng \* ARABIC </w:instrText>
+        <w:fldChar w:fldCharType="separate"/>
+        <w:t>1</w:t>
+        <w:fldChar w:fldCharType="end"/>
+      </w:r>
+      <w:r>
+        <w:rPr>
+          <w:rFonts w:ascii="Times New Roman" w:hAnsi="Times New Roman"/>
+          <w:i/>
+          <w:sz w:val="24"/>
+        </w:rPr>
+        <w:t>. Bảng mô tả các chức năng của chương trình quản lý tiến trình</w:t>
+      </w:r>
+    </w:p>
+    <w:p>
+      <w:pPr>
+        <w:spacing w:after="40"/>
+      </w:pPr>
+    </w:p>
+    <w:p>
+      <w:pPr>
+        <w:pStyle w:val="Heading4"/>
+      </w:pPr>
+      <w:r>
+        <w:t>Chương trình</w:t>
+      </w:r>
+    </w:p>
+    <w:p>
+      <w:pPr>
+        <w:jc w:val="both"/>
+      </w:pPr>
+      <w:r>
+        <w:t>Khi tạo tiến trình con, tiến trình cha dùng waitpid() để chờ và in mã thoát của con. Mã nguồn:</w:t>
       </w:r>
     </w:p>
     <w:p>
@@ -8525,6 +9916,14 @@
       <w:pPr>
         <w:spacing w:after="40"/>
       </w:pPr>
+    </w:p>
+    <w:p>
+      <w:pPr>
+        <w:pStyle w:val="Heading4"/>
+      </w:pPr>
+      <w:r>
+        <w:t>Kết quả thực thi chương trình</w:t>
+      </w:r>
     </w:p>
     <w:tbl>
       <w:tblPr>
@@ -8549,7 +9948,7 @@
           </w:tcPr>
           <w:p>
             <w:pPr>
-              <w:spacing w:before="360"/>
+              <w:spacing w:before="320"/>
               <w:jc w:val="center"/>
             </w:pPr>
             <w:r>
@@ -8563,7 +9962,7 @@
           </w:p>
           <w:p>
             <w:pPr>
-              <w:spacing w:after="360"/>
+              <w:spacing w:after="320"/>
               <w:jc w:val="center"/>
             </w:pPr>
             <w:r>
@@ -8572,7 +9971,7 @@
                 <w:color w:val="666666"/>
                 <w:sz w:val="22"/>
               </w:rPr>
-              <w:t>Nội dung cần chụp: terminal liệt kê tiến trình và tạo một tiến trình con chạy lệnh.</w:t>
+              <w:t>Nội dung cần chụp: terminal liệt kê tiến trình và tạo một tiến trình con chạy lệnh (vd: ls -l).</w:t>
             </w:r>
           </w:p>
         </w:tc>
@@ -8627,10 +10026,345 @@
     </w:p>
     <w:p>
       <w:pPr>
+        <w:pStyle w:val="Heading4"/>
+      </w:pPr>
+      <w:r>
+        <w:t>Phân tích thiết kế</w:t>
+      </w:r>
+    </w:p>
+    <w:p>
+      <w:pPr>
         <w:jc w:val="both"/>
       </w:pPr>
       <w:r>
-        <w:t>Chương trình quanly_file.c dùng các lời gọi hệ thống (stat, chmod, opendir/readdir) và thư viện chuẩn để kiểm tra tồn tại, tạo, đọc, ghi thêm, xóa, xem/cấp quyền và liệt kê file trong thư mục.</w:t>
+        <w:t>Chương trình quanly_file.c thao tác với file bằng các lời gọi hệ thống và thư viện chuẩn của C. Các chức năng:</w:t>
+      </w:r>
+    </w:p>
+    <w:tbl>
+      <w:tblPr>
+        <w:tblStyle w:val="TableGrid"/>
+        <w:tblW w:type="auto" w:w="0"/>
+        <w:jc w:val="center"/>
+        <w:tblLook w:firstColumn="1" w:firstRow="1" w:lastColumn="0" w:lastRow="0" w:noHBand="0" w:noVBand="1" w:val="04A0"/>
+      </w:tblPr>
+      <w:tblGrid>
+        <w:gridCol w:w="4320"/>
+        <w:gridCol w:w="4320"/>
+      </w:tblGrid>
+      <w:tr>
+        <w:tc>
+          <w:tcPr>
+            <w:tcW w:type="dxa" w:w="4320"/>
+            <w:shd w:val="clear" w:color="auto" w:fill="D9E2F3"/>
+          </w:tcPr>
+          <w:p>
+            <w:pPr>
+              <w:jc w:val="center"/>
+            </w:pPr>
+            <w:r>
+              <w:rPr>
+                <w:b/>
+              </w:rPr>
+              <w:t>Chức năng</w:t>
+            </w:r>
+          </w:p>
+        </w:tc>
+        <w:tc>
+          <w:tcPr>
+            <w:tcW w:type="dxa" w:w="4320"/>
+            <w:shd w:val="clear" w:color="auto" w:fill="D9E2F3"/>
+          </w:tcPr>
+          <w:p>
+            <w:pPr>
+              <w:jc w:val="center"/>
+            </w:pPr>
+            <w:r>
+              <w:rPr>
+                <w:b/>
+              </w:rPr>
+              <w:t>Mô tả</w:t>
+            </w:r>
+          </w:p>
+        </w:tc>
+      </w:tr>
+      <w:tr>
+        <w:tc>
+          <w:tcPr>
+            <w:tcW w:type="dxa" w:w="4320"/>
+          </w:tcPr>
+          <w:p>
+            <w:r>
+              <w:rPr>
+                <w:sz w:val="24"/>
+              </w:rPr>
+              <w:t>Kiểm tra tồn tại</w:t>
+            </w:r>
+          </w:p>
+        </w:tc>
+        <w:tc>
+          <w:tcPr>
+            <w:tcW w:type="dxa" w:w="4320"/>
+          </w:tcPr>
+          <w:p>
+            <w:r>
+              <w:rPr>
+                <w:sz w:val="24"/>
+              </w:rPr>
+              <w:t>Dùng stat() để kiểm tra một file có tồn tại hay không.</w:t>
+            </w:r>
+          </w:p>
+        </w:tc>
+      </w:tr>
+      <w:tr>
+        <w:tc>
+          <w:tcPr>
+            <w:tcW w:type="dxa" w:w="4320"/>
+          </w:tcPr>
+          <w:p>
+            <w:r>
+              <w:rPr>
+                <w:sz w:val="24"/>
+              </w:rPr>
+              <w:t>Tạo file</w:t>
+            </w:r>
+          </w:p>
+        </w:tc>
+        <w:tc>
+          <w:tcPr>
+            <w:tcW w:type="dxa" w:w="4320"/>
+          </w:tcPr>
+          <w:p>
+            <w:r>
+              <w:rPr>
+                <w:sz w:val="24"/>
+              </w:rPr>
+              <w:t>Dùng fopen(..., "w") để tạo file rỗng.</w:t>
+            </w:r>
+          </w:p>
+        </w:tc>
+      </w:tr>
+      <w:tr>
+        <w:tc>
+          <w:tcPr>
+            <w:tcW w:type="dxa" w:w="4320"/>
+          </w:tcPr>
+          <w:p>
+            <w:r>
+              <w:rPr>
+                <w:sz w:val="24"/>
+              </w:rPr>
+              <w:t>Đọc file</w:t>
+            </w:r>
+          </w:p>
+        </w:tc>
+        <w:tc>
+          <w:tcPr>
+            <w:tcW w:type="dxa" w:w="4320"/>
+          </w:tcPr>
+          <w:p>
+            <w:r>
+              <w:rPr>
+                <w:sz w:val="24"/>
+              </w:rPr>
+              <w:t>Dùng fopen(..., "r") và fgetc() để in nội dung file.</w:t>
+            </w:r>
+          </w:p>
+        </w:tc>
+      </w:tr>
+      <w:tr>
+        <w:tc>
+          <w:tcPr>
+            <w:tcW w:type="dxa" w:w="4320"/>
+          </w:tcPr>
+          <w:p>
+            <w:r>
+              <w:rPr>
+                <w:sz w:val="24"/>
+              </w:rPr>
+              <w:t>Ghi thêm</w:t>
+            </w:r>
+          </w:p>
+        </w:tc>
+        <w:tc>
+          <w:tcPr>
+            <w:tcW w:type="dxa" w:w="4320"/>
+          </w:tcPr>
+          <w:p>
+            <w:r>
+              <w:rPr>
+                <w:sz w:val="24"/>
+              </w:rPr>
+              <w:t>Dùng fopen(..., "a") để ghi thêm nội dung vào cuối file.</w:t>
+            </w:r>
+          </w:p>
+        </w:tc>
+      </w:tr>
+      <w:tr>
+        <w:tc>
+          <w:tcPr>
+            <w:tcW w:type="dxa" w:w="4320"/>
+          </w:tcPr>
+          <w:p>
+            <w:r>
+              <w:rPr>
+                <w:sz w:val="24"/>
+              </w:rPr>
+              <w:t>Xóa file</w:t>
+            </w:r>
+          </w:p>
+        </w:tc>
+        <w:tc>
+          <w:tcPr>
+            <w:tcW w:type="dxa" w:w="4320"/>
+          </w:tcPr>
+          <w:p>
+            <w:r>
+              <w:rPr>
+                <w:sz w:val="24"/>
+              </w:rPr>
+              <w:t>Dùng remove() để xóa file.</w:t>
+            </w:r>
+          </w:p>
+        </w:tc>
+      </w:tr>
+      <w:tr>
+        <w:tc>
+          <w:tcPr>
+            <w:tcW w:type="dxa" w:w="4320"/>
+          </w:tcPr>
+          <w:p>
+            <w:r>
+              <w:rPr>
+                <w:sz w:val="24"/>
+              </w:rPr>
+              <w:t>Xem quyền</w:t>
+            </w:r>
+          </w:p>
+        </w:tc>
+        <w:tc>
+          <w:tcPr>
+            <w:tcW w:type="dxa" w:w="4320"/>
+          </w:tcPr>
+          <w:p>
+            <w:r>
+              <w:rPr>
+                <w:sz w:val="24"/>
+              </w:rPr>
+              <w:t>Đọc st_mode từ stat() để hiển thị quyền dạng rwx.</w:t>
+            </w:r>
+          </w:p>
+        </w:tc>
+      </w:tr>
+      <w:tr>
+        <w:tc>
+          <w:tcPr>
+            <w:tcW w:type="dxa" w:w="4320"/>
+          </w:tcPr>
+          <w:p>
+            <w:r>
+              <w:rPr>
+                <w:sz w:val="24"/>
+              </w:rPr>
+              <w:t>Cấp quyền</w:t>
+            </w:r>
+          </w:p>
+        </w:tc>
+        <w:tc>
+          <w:tcPr>
+            <w:tcW w:type="dxa" w:w="4320"/>
+          </w:tcPr>
+          <w:p>
+            <w:r>
+              <w:rPr>
+                <w:sz w:val="24"/>
+              </w:rPr>
+              <w:t>Dùng chmod() với quyền nhập dạng bát phân (vd 755).</w:t>
+            </w:r>
+          </w:p>
+        </w:tc>
+      </w:tr>
+      <w:tr>
+        <w:tc>
+          <w:tcPr>
+            <w:tcW w:type="dxa" w:w="4320"/>
+          </w:tcPr>
+          <w:p>
+            <w:r>
+              <w:rPr>
+                <w:sz w:val="24"/>
+              </w:rPr>
+              <w:t>Liệt kê thư mục</w:t>
+            </w:r>
+          </w:p>
+        </w:tc>
+        <w:tc>
+          <w:tcPr>
+            <w:tcW w:type="dxa" w:w="4320"/>
+          </w:tcPr>
+          <w:p>
+            <w:r>
+              <w:rPr>
+                <w:sz w:val="24"/>
+              </w:rPr>
+              <w:t>Dùng opendir()/readdir() để liệt kê file trong thư mục.</w:t>
+            </w:r>
+          </w:p>
+        </w:tc>
+      </w:tr>
+    </w:tbl>
+    <w:p>
+      <w:pPr>
+        <w:pStyle w:val="Caption"/>
+        <w:spacing w:before="40"/>
+        <w:jc w:val="center"/>
+      </w:pPr>
+      <w:r>
+        <w:rPr>
+          <w:rFonts w:ascii="Times New Roman" w:hAnsi="Times New Roman"/>
+          <w:i/>
+          <w:sz w:val="24"/>
+        </w:rPr>
+        <w:t xml:space="preserve">Bảng </w:t>
+      </w:r>
+      <w:r>
+        <w:rPr>
+          <w:i/>
+          <w:sz w:val="24"/>
+        </w:rPr>
+        <w:fldChar w:fldCharType="begin"/>
+        <w:instrText xml:space="preserve"> SEQ Bảng \* ARABIC </w:instrText>
+        <w:fldChar w:fldCharType="separate"/>
+        <w:t>1</w:t>
+        <w:fldChar w:fldCharType="end"/>
+      </w:r>
+      <w:r>
+        <w:rPr>
+          <w:rFonts w:ascii="Times New Roman" w:hAnsi="Times New Roman"/>
+          <w:i/>
+          <w:sz w:val="24"/>
+        </w:rPr>
+        <w:t>. Bảng mô tả các chức năng của chương trình quản lý file (C)</w:t>
+      </w:r>
+    </w:p>
+    <w:p>
+      <w:pPr>
+        <w:spacing w:after="40"/>
+      </w:pPr>
+    </w:p>
+    <w:p>
+      <w:pPr>
+        <w:pStyle w:val="Heading4"/>
+      </w:pPr>
+      <w:r>
+        <w:t>Chương trình</w:t>
+      </w:r>
+    </w:p>
+    <w:p>
+      <w:pPr>
+        <w:jc w:val="both"/>
+      </w:pPr>
+      <w:r>
+        <w:t>Chương trình tổ chức dạng menu lặp, mỗi lựa chọn gọi hàm tương ứng. Mã nguồn:</w:t>
       </w:r>
     </w:p>
     <w:p>
@@ -10387,6 +12121,14 @@
       <w:pPr>
         <w:spacing w:after="40"/>
       </w:pPr>
+    </w:p>
+    <w:p>
+      <w:pPr>
+        <w:pStyle w:val="Heading4"/>
+      </w:pPr>
+      <w:r>
+        <w:t>Kết quả thực thi chương trình</w:t>
+      </w:r>
     </w:p>
     <w:tbl>
       <w:tblPr>
@@ -10411,7 +12153,7 @@
           </w:tcPr>
           <w:p>
             <w:pPr>
-              <w:spacing w:before="360"/>
+              <w:spacing w:before="320"/>
               <w:jc w:val="center"/>
             </w:pPr>
             <w:r>
@@ -10425,7 +12167,7 @@
           </w:p>
           <w:p>
             <w:pPr>
-              <w:spacing w:after="360"/>
+              <w:spacing w:after="320"/>
               <w:jc w:val="center"/>
             </w:pPr>
             <w:r>
@@ -10489,10 +12231,177 @@
     </w:p>
     <w:p>
       <w:pPr>
+        <w:pStyle w:val="Heading4"/>
+      </w:pPr>
+      <w:r>
+        <w:t>Phân tích thiết kế</w:t>
+      </w:r>
+    </w:p>
+    <w:p>
+      <w:pPr>
         <w:jc w:val="both"/>
       </w:pPr>
       <w:r>
-        <w:t>Chương trình network.c dùng getifaddrs() để liệt kê toàn bộ giao diện mạng cùng địa chỉ IPv4/IPv6 tương ứng của máy.</w:t>
+        <w:t>Chương trình network.c lấy thông tin các giao diện mạng của máy. Chức năng:</w:t>
+      </w:r>
+    </w:p>
+    <w:tbl>
+      <w:tblPr>
+        <w:tblStyle w:val="TableGrid"/>
+        <w:tblW w:type="auto" w:w="0"/>
+        <w:jc w:val="center"/>
+        <w:tblLook w:firstColumn="1" w:firstRow="1" w:lastColumn="0" w:lastRow="0" w:noHBand="0" w:noVBand="1" w:val="04A0"/>
+      </w:tblPr>
+      <w:tblGrid>
+        <w:gridCol w:w="4320"/>
+        <w:gridCol w:w="4320"/>
+      </w:tblGrid>
+      <w:tr>
+        <w:tc>
+          <w:tcPr>
+            <w:tcW w:type="dxa" w:w="4320"/>
+            <w:shd w:val="clear" w:color="auto" w:fill="D9E2F3"/>
+          </w:tcPr>
+          <w:p>
+            <w:pPr>
+              <w:jc w:val="center"/>
+            </w:pPr>
+            <w:r>
+              <w:rPr>
+                <w:b/>
+              </w:rPr>
+              <w:t>Chức năng</w:t>
+            </w:r>
+          </w:p>
+        </w:tc>
+        <w:tc>
+          <w:tcPr>
+            <w:tcW w:type="dxa" w:w="4320"/>
+            <w:shd w:val="clear" w:color="auto" w:fill="D9E2F3"/>
+          </w:tcPr>
+          <w:p>
+            <w:pPr>
+              <w:jc w:val="center"/>
+            </w:pPr>
+            <w:r>
+              <w:rPr>
+                <w:b/>
+              </w:rPr>
+              <w:t>Mô tả</w:t>
+            </w:r>
+          </w:p>
+        </w:tc>
+      </w:tr>
+      <w:tr>
+        <w:tc>
+          <w:tcPr>
+            <w:tcW w:type="dxa" w:w="4320"/>
+          </w:tcPr>
+          <w:p>
+            <w:r>
+              <w:rPr>
+                <w:sz w:val="24"/>
+              </w:rPr>
+              <w:t>Liệt kê giao diện</w:t>
+            </w:r>
+          </w:p>
+        </w:tc>
+        <w:tc>
+          <w:tcPr>
+            <w:tcW w:type="dxa" w:w="4320"/>
+          </w:tcPr>
+          <w:p>
+            <w:r>
+              <w:rPr>
+                <w:sz w:val="24"/>
+              </w:rPr>
+              <w:t>Dùng getifaddrs() để lấy danh sách các giao diện mạng.</w:t>
+            </w:r>
+          </w:p>
+        </w:tc>
+      </w:tr>
+      <w:tr>
+        <w:tc>
+          <w:tcPr>
+            <w:tcW w:type="dxa" w:w="4320"/>
+          </w:tcPr>
+          <w:p>
+            <w:r>
+              <w:rPr>
+                <w:sz w:val="24"/>
+              </w:rPr>
+              <w:t>Hiển thị địa chỉ IP</w:t>
+            </w:r>
+          </w:p>
+        </w:tc>
+        <w:tc>
+          <w:tcPr>
+            <w:tcW w:type="dxa" w:w="4320"/>
+          </w:tcPr>
+          <w:p>
+            <w:r>
+              <w:rPr>
+                <w:sz w:val="24"/>
+              </w:rPr>
+              <w:t>Dùng getnameinfo() để in địa chỉ IPv4/IPv6 từng giao diện.</w:t>
+            </w:r>
+          </w:p>
+        </w:tc>
+      </w:tr>
+    </w:tbl>
+    <w:p>
+      <w:pPr>
+        <w:pStyle w:val="Caption"/>
+        <w:spacing w:before="40"/>
+        <w:jc w:val="center"/>
+      </w:pPr>
+      <w:r>
+        <w:rPr>
+          <w:rFonts w:ascii="Times New Roman" w:hAnsi="Times New Roman"/>
+          <w:i/>
+          <w:sz w:val="24"/>
+        </w:rPr>
+        <w:t xml:space="preserve">Bảng </w:t>
+      </w:r>
+      <w:r>
+        <w:rPr>
+          <w:i/>
+          <w:sz w:val="24"/>
+        </w:rPr>
+        <w:fldChar w:fldCharType="begin"/>
+        <w:instrText xml:space="preserve"> SEQ Bảng \* ARABIC </w:instrText>
+        <w:fldChar w:fldCharType="separate"/>
+        <w:t>1</w:t>
+        <w:fldChar w:fldCharType="end"/>
+      </w:r>
+      <w:r>
+        <w:rPr>
+          <w:rFonts w:ascii="Times New Roman" w:hAnsi="Times New Roman"/>
+          <w:i/>
+          <w:sz w:val="24"/>
+        </w:rPr>
+        <w:t>. Bảng mô tả các chức năng của chương trình network</w:t>
+      </w:r>
+    </w:p>
+    <w:p>
+      <w:pPr>
+        <w:spacing w:after="40"/>
+      </w:pPr>
+    </w:p>
+    <w:p>
+      <w:pPr>
+        <w:pStyle w:val="Heading4"/>
+      </w:pPr>
+      <w:r>
+        <w:t>Chương trình</w:t>
+      </w:r>
+    </w:p>
+    <w:p>
+      <w:pPr>
+        <w:jc w:val="both"/>
+      </w:pPr>
+      <w:r>
+        <w:t>Chương trình duyệt danh sách giao diện, lọc các họ địa chỉ AF_INET (IPv4) và AF_INET6 (IPv6) rồi in tên giao diện kèm địa chỉ. Mã nguồn:</w:t>
       </w:r>
     </w:p>
     <w:p>
@@ -10975,6 +12884,14 @@
       <w:pPr>
         <w:spacing w:after="40"/>
       </w:pPr>
+    </w:p>
+    <w:p>
+      <w:pPr>
+        <w:pStyle w:val="Heading4"/>
+      </w:pPr>
+      <w:r>
+        <w:t>Kết quả thực thi chương trình</w:t>
+      </w:r>
     </w:p>
     <w:tbl>
       <w:tblPr>
@@ -10999,7 +12916,7 @@
           </w:tcPr>
           <w:p>
             <w:pPr>
-              <w:spacing w:before="360"/>
+              <w:spacing w:before="320"/>
               <w:jc w:val="center"/>
             </w:pPr>
             <w:r>
@@ -11013,7 +12930,7 @@
           </w:p>
           <w:p>
             <w:pPr>
-              <w:spacing w:after="360"/>
+              <w:spacing w:after="320"/>
               <w:jc w:val="center"/>
             </w:pPr>
             <w:r>
@@ -11077,10 +12994,281 @@
     </w:p>
     <w:p>
       <w:pPr>
+        <w:pStyle w:val="Heading4"/>
+      </w:pPr>
+      <w:r>
+        <w:t>Phân tích thiết kế</w:t>
+      </w:r>
+    </w:p>
+    <w:p>
+      <w:pPr>
         <w:jc w:val="both"/>
       </w:pPr>
       <w:r>
-        <w:t>Cặp chương trình server.c và client.c minh họa giao tiếp qua socket TCP. Phía server tạo socket, bind vào cổng 8080, listen và accept; phía client connect đến server. Hai bên trao đổi tin nhắn, gõ “bye” để kết thúc.</w:t>
+        <w:t>Cặp chương trình server.c và client.c minh họa giao tiếp hai chiều qua socket TCP theo mô hình Client – Server. Các bước và chức năng chính:</w:t>
+      </w:r>
+    </w:p>
+    <w:tbl>
+      <w:tblPr>
+        <w:tblStyle w:val="TableGrid"/>
+        <w:tblW w:type="auto" w:w="0"/>
+        <w:jc w:val="center"/>
+        <w:tblLook w:firstColumn="1" w:firstRow="1" w:lastColumn="0" w:lastRow="0" w:noHBand="0" w:noVBand="1" w:val="04A0"/>
+      </w:tblPr>
+      <w:tblGrid>
+        <w:gridCol w:w="4320"/>
+        <w:gridCol w:w="4320"/>
+      </w:tblGrid>
+      <w:tr>
+        <w:tc>
+          <w:tcPr>
+            <w:tcW w:type="dxa" w:w="4320"/>
+            <w:shd w:val="clear" w:color="auto" w:fill="D9E2F3"/>
+          </w:tcPr>
+          <w:p>
+            <w:pPr>
+              <w:jc w:val="center"/>
+            </w:pPr>
+            <w:r>
+              <w:rPr>
+                <w:b/>
+              </w:rPr>
+              <w:t>Chức năng</w:t>
+            </w:r>
+          </w:p>
+        </w:tc>
+        <w:tc>
+          <w:tcPr>
+            <w:tcW w:type="dxa" w:w="4320"/>
+            <w:shd w:val="clear" w:color="auto" w:fill="D9E2F3"/>
+          </w:tcPr>
+          <w:p>
+            <w:pPr>
+              <w:jc w:val="center"/>
+            </w:pPr>
+            <w:r>
+              <w:rPr>
+                <w:b/>
+              </w:rPr>
+              <w:t>Mô tả</w:t>
+            </w:r>
+          </w:p>
+        </w:tc>
+      </w:tr>
+      <w:tr>
+        <w:tc>
+          <w:tcPr>
+            <w:tcW w:type="dxa" w:w="4320"/>
+          </w:tcPr>
+          <w:p>
+            <w:r>
+              <w:rPr>
+                <w:sz w:val="24"/>
+              </w:rPr>
+              <w:t>Server: tạo socket</w:t>
+            </w:r>
+          </w:p>
+        </w:tc>
+        <w:tc>
+          <w:tcPr>
+            <w:tcW w:type="dxa" w:w="4320"/>
+          </w:tcPr>
+          <w:p>
+            <w:r>
+              <w:rPr>
+                <w:sz w:val="24"/>
+              </w:rPr>
+              <w:t>socket(AF_INET, SOCK_STREAM, 0) tạo socket TCP.</w:t>
+            </w:r>
+          </w:p>
+        </w:tc>
+      </w:tr>
+      <w:tr>
+        <w:tc>
+          <w:tcPr>
+            <w:tcW w:type="dxa" w:w="4320"/>
+          </w:tcPr>
+          <w:p>
+            <w:r>
+              <w:rPr>
+                <w:sz w:val="24"/>
+              </w:rPr>
+              <w:t>Server: bind &amp; listen</w:t>
+            </w:r>
+          </w:p>
+        </w:tc>
+        <w:tc>
+          <w:tcPr>
+            <w:tcW w:type="dxa" w:w="4320"/>
+          </w:tcPr>
+          <w:p>
+            <w:r>
+              <w:rPr>
+                <w:sz w:val="24"/>
+              </w:rPr>
+              <w:t>bind() gắn socket vào cổng 8080, listen() lắng nghe.</w:t>
+            </w:r>
+          </w:p>
+        </w:tc>
+      </w:tr>
+      <w:tr>
+        <w:tc>
+          <w:tcPr>
+            <w:tcW w:type="dxa" w:w="4320"/>
+          </w:tcPr>
+          <w:p>
+            <w:r>
+              <w:rPr>
+                <w:sz w:val="24"/>
+              </w:rPr>
+              <w:t>Server: accept</w:t>
+            </w:r>
+          </w:p>
+        </w:tc>
+        <w:tc>
+          <w:tcPr>
+            <w:tcW w:type="dxa" w:w="4320"/>
+          </w:tcPr>
+          <w:p>
+            <w:r>
+              <w:rPr>
+                <w:sz w:val="24"/>
+              </w:rPr>
+              <w:t>accept() chấp nhận kết nối đến từ client.</w:t>
+            </w:r>
+          </w:p>
+        </w:tc>
+      </w:tr>
+      <w:tr>
+        <w:tc>
+          <w:tcPr>
+            <w:tcW w:type="dxa" w:w="4320"/>
+          </w:tcPr>
+          <w:p>
+            <w:r>
+              <w:rPr>
+                <w:sz w:val="24"/>
+              </w:rPr>
+              <w:t>Client: connect</w:t>
+            </w:r>
+          </w:p>
+        </w:tc>
+        <w:tc>
+          <w:tcPr>
+            <w:tcW w:type="dxa" w:w="4320"/>
+          </w:tcPr>
+          <w:p>
+            <w:r>
+              <w:rPr>
+                <w:sz w:val="24"/>
+              </w:rPr>
+              <w:t>connect() kết nối tới địa chỉ IP và cổng của server.</w:t>
+            </w:r>
+          </w:p>
+        </w:tc>
+      </w:tr>
+      <w:tr>
+        <w:tc>
+          <w:tcPr>
+            <w:tcW w:type="dxa" w:w="4320"/>
+          </w:tcPr>
+          <w:p>
+            <w:r>
+              <w:rPr>
+                <w:sz w:val="24"/>
+              </w:rPr>
+              <w:t>Trao đổi dữ liệu</w:t>
+            </w:r>
+          </w:p>
+        </w:tc>
+        <w:tc>
+          <w:tcPr>
+            <w:tcW w:type="dxa" w:w="4320"/>
+          </w:tcPr>
+          <w:p>
+            <w:r>
+              <w:rPr>
+                <w:sz w:val="24"/>
+              </w:rPr>
+              <w:t>Hai bên dùng send()/read() để gửi và nhận tin nhắn.</w:t>
+            </w:r>
+          </w:p>
+        </w:tc>
+      </w:tr>
+      <w:tr>
+        <w:tc>
+          <w:tcPr>
+            <w:tcW w:type="dxa" w:w="4320"/>
+          </w:tcPr>
+          <w:p>
+            <w:r>
+              <w:rPr>
+                <w:sz w:val="24"/>
+              </w:rPr>
+              <w:t>Kết thúc</w:t>
+            </w:r>
+          </w:p>
+        </w:tc>
+        <w:tc>
+          <w:tcPr>
+            <w:tcW w:type="dxa" w:w="4320"/>
+          </w:tcPr>
+          <w:p>
+            <w:r>
+              <w:rPr>
+                <w:sz w:val="24"/>
+              </w:rPr>
+              <w:t>Gõ “bye” để đóng kết nối và thoát chương trình.</w:t>
+            </w:r>
+          </w:p>
+        </w:tc>
+      </w:tr>
+    </w:tbl>
+    <w:p>
+      <w:pPr>
+        <w:pStyle w:val="Caption"/>
+        <w:spacing w:before="40"/>
+        <w:jc w:val="center"/>
+      </w:pPr>
+      <w:r>
+        <w:rPr>
+          <w:rFonts w:ascii="Times New Roman" w:hAnsi="Times New Roman"/>
+          <w:i/>
+          <w:sz w:val="24"/>
+        </w:rPr>
+        <w:t xml:space="preserve">Bảng </w:t>
+      </w:r>
+      <w:r>
+        <w:rPr>
+          <w:i/>
+          <w:sz w:val="24"/>
+        </w:rPr>
+        <w:fldChar w:fldCharType="begin"/>
+        <w:instrText xml:space="preserve"> SEQ Bảng \* ARABIC </w:instrText>
+        <w:fldChar w:fldCharType="separate"/>
+        <w:t>1</w:t>
+        <w:fldChar w:fldCharType="end"/>
+      </w:r>
+      <w:r>
+        <w:rPr>
+          <w:rFonts w:ascii="Times New Roman" w:hAnsi="Times New Roman"/>
+          <w:i/>
+          <w:sz w:val="24"/>
+        </w:rPr>
+        <w:t>. Bảng mô tả các bước của chương trình Socket Client – Server</w:t>
+      </w:r>
+    </w:p>
+    <w:p>
+      <w:pPr>
+        <w:spacing w:after="40"/>
+      </w:pPr>
+    </w:p>
+    <w:p>
+      <w:pPr>
+        <w:pStyle w:val="Heading4"/>
+      </w:pPr>
+      <w:r>
+        <w:t>Chương trình</w:t>
       </w:r>
     </w:p>
     <w:p>
@@ -12053,7 +14241,7 @@
         <w:jc w:val="both"/>
       </w:pPr>
       <w:r>
-        <w:t>Mã nguồn phía Client:</w:t>
+        <w:t>Mã nguồn phía Client (sửa SERVER_IP nếu chạy khác máy):</w:t>
       </w:r>
     </w:p>
     <w:p>
@@ -13255,6 +15443,14 @@
       <w:pPr>
         <w:spacing w:after="40"/>
       </w:pPr>
+    </w:p>
+    <w:p>
+      <w:pPr>
+        <w:pStyle w:val="Heading4"/>
+      </w:pPr>
+      <w:r>
+        <w:t>Kết quả thực thi chương trình</w:t>
+      </w:r>
     </w:p>
     <w:tbl>
       <w:tblPr>
@@ -13279,7 +15475,7 @@
           </w:tcPr>
           <w:p>
             <w:pPr>
-              <w:spacing w:before="360"/>
+              <w:spacing w:before="320"/>
               <w:jc w:val="center"/>
             </w:pPr>
             <w:r>
@@ -13293,7 +15489,7 @@
           </w:p>
           <w:p>
             <w:pPr>
-              <w:spacing w:after="360"/>
+              <w:spacing w:after="320"/>
               <w:jc w:val="center"/>
             </w:pPr>
             <w:r>
@@ -13302,7 +15498,7 @@
                 <w:color w:val="666666"/>
                 <w:sz w:val="22"/>
               </w:rPr>
-              <w:t>Nội dung cần chụp: hai cửa sổ terminal: server và client nhắn tin qua lại.</w:t>
+              <w:t>Nội dung cần chụp: hai cửa sổ terminal: ./server và ./client nhắn tin qua lại.</w:t>
             </w:r>
           </w:p>
         </w:tc>
@@ -13389,8 +15585,235 @@
         <w:jc w:val="both"/>
       </w:pPr>
       <w:r>
-        <w:t>Mọi module đều có một hàm khởi tạo (đánh dấu __init, đăng ký qua module_init) chạy khi nạp module, và một hàm kết thúc (đánh dấu __exit, đăng ký qua module_exit) chạy khi gỡ module. Việc xuất thông tin trong nhân dùng printk (thay cho printf) và được xem bằng lệnh dmesg. Module có thể nhận tham số đầu vào qua macro module_param. Giấy phép, tác giả, mô tả được khai báo bằng các macro MODULE_LICENSE, MODULE_AUTHOR, MODULE_DESCRIPTION.</w:t>
-      </w:r>
+        <w:t>Mọi module đều có một hàm khởi tạo (đánh dấu __init, đăng ký qua module_init) chạy khi nạp module, và một hàm kết thúc (đánh dấu __exit, đăng ký qua module_exit) chạy khi gỡ module. Việc xuất thông tin trong nhân dùng printk (thay cho printf) và được xem bằng lệnh dmesg. Module có thể nhận tham số đầu vào qua macro module_param. Các macro MODULE_LICENSE, MODULE_AUTHOR, MODULE_DESCRIPTION khai báo giấy phép, tác giả và mô tả.</w:t>
+      </w:r>
+    </w:p>
+    <w:tbl>
+      <w:tblPr>
+        <w:tblStyle w:val="TableGrid"/>
+        <w:tblW w:type="auto" w:w="0"/>
+        <w:jc w:val="center"/>
+        <w:tblLook w:firstColumn="1" w:firstRow="1" w:lastColumn="0" w:lastRow="0" w:noHBand="0" w:noVBand="1" w:val="04A0"/>
+      </w:tblPr>
+      <w:tblGrid>
+        <w:gridCol w:w="4320"/>
+        <w:gridCol w:w="4320"/>
+      </w:tblGrid>
+      <w:tr>
+        <w:tc>
+          <w:tcPr>
+            <w:tcW w:type="dxa" w:w="4320"/>
+            <w:shd w:val="clear" w:color="auto" w:fill="D9E2F3"/>
+          </w:tcPr>
+          <w:p>
+            <w:pPr>
+              <w:jc w:val="center"/>
+            </w:pPr>
+            <w:r>
+              <w:rPr>
+                <w:b/>
+              </w:rPr>
+              <w:t>Chức năng</w:t>
+            </w:r>
+          </w:p>
+        </w:tc>
+        <w:tc>
+          <w:tcPr>
+            <w:tcW w:type="dxa" w:w="4320"/>
+            <w:shd w:val="clear" w:color="auto" w:fill="D9E2F3"/>
+          </w:tcPr>
+          <w:p>
+            <w:pPr>
+              <w:jc w:val="center"/>
+            </w:pPr>
+            <w:r>
+              <w:rPr>
+                <w:b/>
+              </w:rPr>
+              <w:t>Mô tả</w:t>
+            </w:r>
+          </w:p>
+        </w:tc>
+      </w:tr>
+      <w:tr>
+        <w:tc>
+          <w:tcPr>
+            <w:tcW w:type="dxa" w:w="4320"/>
+          </w:tcPr>
+          <w:p>
+            <w:r>
+              <w:rPr>
+                <w:sz w:val="24"/>
+              </w:rPr>
+              <w:t>module_init / __init</w:t>
+            </w:r>
+          </w:p>
+        </w:tc>
+        <w:tc>
+          <w:tcPr>
+            <w:tcW w:type="dxa" w:w="4320"/>
+          </w:tcPr>
+          <w:p>
+            <w:r>
+              <w:rPr>
+                <w:sz w:val="24"/>
+              </w:rPr>
+              <w:t>Đăng ký và đánh dấu hàm chạy khi nạp module.</w:t>
+            </w:r>
+          </w:p>
+        </w:tc>
+      </w:tr>
+      <w:tr>
+        <w:tc>
+          <w:tcPr>
+            <w:tcW w:type="dxa" w:w="4320"/>
+          </w:tcPr>
+          <w:p>
+            <w:r>
+              <w:rPr>
+                <w:sz w:val="24"/>
+              </w:rPr>
+              <w:t>module_exit / __exit</w:t>
+            </w:r>
+          </w:p>
+        </w:tc>
+        <w:tc>
+          <w:tcPr>
+            <w:tcW w:type="dxa" w:w="4320"/>
+          </w:tcPr>
+          <w:p>
+            <w:r>
+              <w:rPr>
+                <w:sz w:val="24"/>
+              </w:rPr>
+              <w:t>Đăng ký và đánh dấu hàm chạy khi gỡ module.</w:t>
+            </w:r>
+          </w:p>
+        </w:tc>
+      </w:tr>
+      <w:tr>
+        <w:tc>
+          <w:tcPr>
+            <w:tcW w:type="dxa" w:w="4320"/>
+          </w:tcPr>
+          <w:p>
+            <w:r>
+              <w:rPr>
+                <w:sz w:val="24"/>
+              </w:rPr>
+              <w:t>module_param</w:t>
+            </w:r>
+          </w:p>
+        </w:tc>
+        <w:tc>
+          <w:tcPr>
+            <w:tcW w:type="dxa" w:w="4320"/>
+          </w:tcPr>
+          <w:p>
+            <w:r>
+              <w:rPr>
+                <w:sz w:val="24"/>
+              </w:rPr>
+              <w:t>Khai báo tham số truyền vào khi nạp module (insmod).</w:t>
+            </w:r>
+          </w:p>
+        </w:tc>
+      </w:tr>
+      <w:tr>
+        <w:tc>
+          <w:tcPr>
+            <w:tcW w:type="dxa" w:w="4320"/>
+          </w:tcPr>
+          <w:p>
+            <w:r>
+              <w:rPr>
+                <w:sz w:val="24"/>
+              </w:rPr>
+              <w:t>printk</w:t>
+            </w:r>
+          </w:p>
+        </w:tc>
+        <w:tc>
+          <w:tcPr>
+            <w:tcW w:type="dxa" w:w="4320"/>
+          </w:tcPr>
+          <w:p>
+            <w:r>
+              <w:rPr>
+                <w:sz w:val="24"/>
+              </w:rPr>
+              <w:t>Ghi thông điệp ra nhật ký nhân, xem bằng dmesg.</w:t>
+            </w:r>
+          </w:p>
+        </w:tc>
+      </w:tr>
+      <w:tr>
+        <w:tc>
+          <w:tcPr>
+            <w:tcW w:type="dxa" w:w="4320"/>
+          </w:tcPr>
+          <w:p>
+            <w:r>
+              <w:rPr>
+                <w:sz w:val="24"/>
+              </w:rPr>
+              <w:t>MODULE_LICENSE…</w:t>
+            </w:r>
+          </w:p>
+        </w:tc>
+        <w:tc>
+          <w:tcPr>
+            <w:tcW w:type="dxa" w:w="4320"/>
+          </w:tcPr>
+          <w:p>
+            <w:r>
+              <w:rPr>
+                <w:sz w:val="24"/>
+              </w:rPr>
+              <w:t>Khai báo giấy phép, tác giả, mô tả của module.</w:t>
+            </w:r>
+          </w:p>
+        </w:tc>
+      </w:tr>
+    </w:tbl>
+    <w:p>
+      <w:pPr>
+        <w:pStyle w:val="Caption"/>
+        <w:spacing w:before="40"/>
+        <w:jc w:val="center"/>
+      </w:pPr>
+      <w:r>
+        <w:rPr>
+          <w:rFonts w:ascii="Times New Roman" w:hAnsi="Times New Roman"/>
+          <w:i/>
+          <w:sz w:val="24"/>
+        </w:rPr>
+        <w:t xml:space="preserve">Bảng </w:t>
+      </w:r>
+      <w:r>
+        <w:rPr>
+          <w:i/>
+          <w:sz w:val="24"/>
+        </w:rPr>
+        <w:fldChar w:fldCharType="begin"/>
+        <w:instrText xml:space="preserve"> SEQ Bảng \* ARABIC </w:instrText>
+        <w:fldChar w:fldCharType="separate"/>
+        <w:t>1</w:t>
+        <w:fldChar w:fldCharType="end"/>
+      </w:r>
+      <w:r>
+        <w:rPr>
+          <w:rFonts w:ascii="Times New Roman" w:hAnsi="Times New Roman"/>
+          <w:i/>
+          <w:sz w:val="24"/>
+        </w:rPr>
+        <w:t>. Bảng mô tả các thành phần cơ bản của một module nhân</w:t>
+      </w:r>
+    </w:p>
+    <w:p>
+      <w:pPr>
+        <w:spacing w:after="40"/>
+      </w:pPr>
     </w:p>
     <w:p>
       <w:pPr>
@@ -14787,7 +17210,7 @@
           </w:tcPr>
           <w:p>
             <w:pPr>
-              <w:spacing w:before="360"/>
+              <w:spacing w:before="320"/>
               <w:jc w:val="center"/>
             </w:pPr>
             <w:r>
@@ -14801,7 +17224,7 @@
           </w:p>
           <w:p>
             <w:pPr>
-              <w:spacing w:after="360"/>
+              <w:spacing w:after="320"/>
               <w:jc w:val="center"/>
             </w:pPr>
             <w:r>
@@ -14810,7 +17233,7 @@
                 <w:color w:val="666666"/>
                 <w:sz w:val="22"/>
               </w:rPr>
-              <w:t>Nội dung cần chụp: terminal: insmod module rồi chạy dmesg hiển thị các dòng log ở trên; và dòng "Tam biet" khi rmmod.</w:t>
+              <w:t>Nội dung cần chụp: terminal: insmod module rồi chạy dmesg hiển thị log; và dòng "Tam biet" khi rmmod.</w:t>
             </w:r>
           </w:p>
         </w:tc>
@@ -14923,7 +17346,7 @@
           </w:tcPr>
           <w:p>
             <w:pPr>
-              <w:spacing w:before="360"/>
+              <w:spacing w:before="320"/>
               <w:jc w:val="center"/>
             </w:pPr>
             <w:r>
@@ -14937,7 +17360,7 @@
           </w:p>
           <w:p>
             <w:pPr>
-              <w:spacing w:after="360"/>
+              <w:spacing w:after="320"/>
               <w:jc w:val="center"/>
             </w:pPr>
             <w:r>
@@ -15044,7 +17467,7 @@
         <w:jc w:val="both"/>
       </w:pPr>
       <w:r>
-        <w:t>Cấu trúc của Buildroot gồm một số thành phần: Makefile (chứa sẵn script build OS với các cấu hình khác nhau), Config.in (chứa các tùy chọn cấu hình), .config (lưu lại các tùy chọn đã cài đặt). Sau khi build, ta có đầy đủ các thành phần cơ bản của một hệ điều hành: Kernel, Root filesystem, Bootloader và các thành phần phụ trợ khác.</w:t>
+        <w:t>Cấu trúc của Buildroot gồm: Makefile (chứa sẵn script build OS với các cấu hình khác nhau), Config.in (chứa các tùy chọn cấu hình), .config (lưu các tùy chọn đã cài đặt). Sau khi build, ta có đầy đủ các thành phần cơ bản của một hệ điều hành: Kernel, Root filesystem, Bootloader và các thành phần phụ trợ khác.</w:t>
       </w:r>
     </w:p>
     <w:tbl>
@@ -15070,7 +17493,7 @@
           </w:tcPr>
           <w:p>
             <w:pPr>
-              <w:spacing w:before="360"/>
+              <w:spacing w:before="320"/>
               <w:jc w:val="center"/>
             </w:pPr>
             <w:r>
@@ -15084,7 +17507,7 @@
           </w:p>
           <w:p>
             <w:pPr>
-              <w:spacing w:after="360"/>
+              <w:spacing w:after="320"/>
               <w:jc w:val="center"/>
             </w:pPr>
             <w:r>
@@ -15093,7 +17516,7 @@
                 <w:color w:val="666666"/>
                 <w:sz w:val="22"/>
               </w:rPr>
-              <w:t>Nội dung cần chụp: sơ đồ các thành phần đầu ra của Buildroot (kernel, rootfs, bootloader).</w:t>
+              <w:t>Nội dung cần chụp: sơ đồ các thành phần đầu ra của Buildroot.</w:t>
             </w:r>
           </w:p>
         </w:tc>
@@ -15177,7 +17600,7 @@
           </w:tcPr>
           <w:p>
             <w:pPr>
-              <w:spacing w:before="360"/>
+              <w:spacing w:before="320"/>
               <w:jc w:val="center"/>
             </w:pPr>
             <w:r>
@@ -15191,7 +17614,7 @@
           </w:p>
           <w:p>
             <w:pPr>
-              <w:spacing w:after="360"/>
+              <w:spacing w:after="320"/>
               <w:jc w:val="center"/>
             </w:pPr>
             <w:r>
@@ -15314,7 +17737,7 @@
           </w:tcPr>
           <w:p>
             <w:pPr>
-              <w:spacing w:before="360"/>
+              <w:spacing w:before="320"/>
               <w:jc w:val="center"/>
             </w:pPr>
             <w:r>
@@ -15328,7 +17751,7 @@
           </w:p>
           <w:p>
             <w:pPr>
-              <w:spacing w:after="360"/>
+              <w:spacing w:after="320"/>
               <w:jc w:val="center"/>
             </w:pPr>
             <w:r>
@@ -15512,7 +17935,7 @@
           </w:tcPr>
           <w:p>
             <w:pPr>
-              <w:spacing w:before="360"/>
+              <w:spacing w:before="320"/>
               <w:jc w:val="center"/>
             </w:pPr>
             <w:r>
@@ -15526,7 +17949,7 @@
           </w:p>
           <w:p>
             <w:pPr>
-              <w:spacing w:after="360"/>
+              <w:spacing w:after="320"/>
               <w:jc w:val="center"/>
             </w:pPr>
             <w:r>
@@ -15585,7 +18008,7 @@
         <w:jc w:val="both"/>
       </w:pPr>
       <w:r>
-        <w:t>Bước 2 — Trong màn hình menuconfig, chọn thêm các gói/tùy chọn phục vụ GPIO:</w:t>
+        <w:t>Bước 2 — Trong menuconfig, chọn thêm các gói/tùy chọn phục vụ GPIO:</w:t>
       </w:r>
     </w:p>
     <w:p>
@@ -15605,7 +18028,7 @@
         <w:jc w:val="both"/>
       </w:pPr>
       <w:r>
-        <w:t>+ Target packages  &gt;  Libraries  &gt;  Hardware handling  &gt;  libgpiod  (và bật “install tools”)</w:t>
+        <w:t>+ Target packages  &gt;  Libraries  &gt;  Hardware handling  &gt;  libgpiod (bật “install tools”)</w:t>
       </w:r>
     </w:p>
     <w:p>
@@ -15615,7 +18038,7 @@
         <w:jc w:val="both"/>
       </w:pPr>
       <w:r>
-        <w:t>+ Target packages  &gt;  Networking applications  &gt;  openssh (phục vụ kết nối ssh)</w:t>
+        <w:t>+ Target packages  &gt;  Networking applications  &gt;  openssh</w:t>
       </w:r>
     </w:p>
     <w:tbl>
@@ -15641,7 +18064,7 @@
           </w:tcPr>
           <w:p>
             <w:pPr>
-              <w:spacing w:before="360"/>
+              <w:spacing w:before="320"/>
               <w:jc w:val="center"/>
             </w:pPr>
             <w:r>
@@ -15655,7 +18078,7 @@
           </w:p>
           <w:p>
             <w:pPr>
-              <w:spacing w:after="360"/>
+              <w:spacing w:after="320"/>
               <w:jc w:val="center"/>
             </w:pPr>
             <w:r>
@@ -15714,7 +18137,7 @@
         <w:jc w:val="both"/>
       </w:pPr>
       <w:r>
-        <w:t>Bước 3 — Cấu hình nhân để bật driver GPIO của phần cứng giả lập, sau đó lưu lại:</w:t>
+        <w:t>Bước 3 — Cấu hình nhân để bật driver GPIO của phần cứng giả lập rồi lưu lại:</w:t>
       </w:r>
     </w:p>
     <w:p>
@@ -15787,7 +18210,7 @@
           </w:tcPr>
           <w:p>
             <w:pPr>
-              <w:spacing w:before="360"/>
+              <w:spacing w:before="320"/>
               <w:jc w:val="center"/>
             </w:pPr>
             <w:r>
@@ -15801,7 +18224,7 @@
           </w:p>
           <w:p>
             <w:pPr>
-              <w:spacing w:after="360"/>
+              <w:spacing w:after="320"/>
               <w:jc w:val="center"/>
             </w:pPr>
             <w:r>
@@ -15988,7 +18411,7 @@
           </w:tcPr>
           <w:p>
             <w:pPr>
-              <w:spacing w:before="360"/>
+              <w:spacing w:before="320"/>
               <w:jc w:val="center"/>
             </w:pPr>
             <w:r>
@@ -16002,7 +18425,7 @@
           </w:p>
           <w:p>
             <w:pPr>
-              <w:spacing w:after="360"/>
+              <w:spacing w:after="320"/>
               <w:jc w:val="center"/>
             </w:pPr>
             <w:r>
@@ -16011,7 +18434,7 @@
                 <w:color w:val="666666"/>
                 <w:sz w:val="22"/>
               </w:rPr>
-              <w:t>Nội dung cần chụp: màn hình QEMU boot xong và đăng nhập được vào shell root.</w:t>
+              <w:t>Nội dung cần chụp: màn hình QEMU boot xong và đăng nhập vào shell root.</w:t>
             </w:r>
           </w:p>
         </w:tc>
@@ -16241,7 +18664,7 @@
           </w:tcPr>
           <w:p>
             <w:pPr>
-              <w:spacing w:before="360"/>
+              <w:spacing w:before="320"/>
               <w:jc w:val="center"/>
             </w:pPr>
             <w:r>
@@ -16255,7 +18678,7 @@
           </w:p>
           <w:p>
             <w:pPr>
-              <w:spacing w:after="360"/>
+              <w:spacing w:after="320"/>
               <w:jc w:val="center"/>
             </w:pPr>
             <w:r>
@@ -16332,7 +18755,7 @@
           </w:tcPr>
           <w:p>
             <w:pPr>
-              <w:spacing w:before="360"/>
+              <w:spacing w:before="320"/>
               <w:jc w:val="center"/>
             </w:pPr>
             <w:r>
@@ -16346,7 +18769,7 @@
           </w:p>
           <w:p>
             <w:pPr>
-              <w:spacing w:after="360"/>
+              <w:spacing w:after="320"/>
               <w:jc w:val="center"/>
             </w:pPr>
             <w:r>
@@ -16421,7 +18844,7 @@
         <w:jc w:val="both"/>
       </w:pPr>
       <w:r>
-        <w:t>Để giao tiếp và quản lý các đường GPIO trên hệ thống Linux mô phỏng, ta sử dụng thư viện libgpiod cùng các công cụ dòng lệnh đã được tích hợp qua Buildroot. Đăng nhập vào hệ thống khách với tài khoản root rồi thực thi lệnh gpiodetect để liệt kê các chip GPIO:</w:t>
+        <w:t>Để giao tiếp và quản lý các đường GPIO trên hệ thống Linux mô phỏng, ta sử dụng thư viện libgpiod cùng các công cụ dòng lệnh đã tích hợp qua Buildroot. Đăng nhập với tài khoản root rồi thực thi lệnh gpiodetect để liệt kê các chip GPIO:</w:t>
       </w:r>
     </w:p>
     <w:p>
@@ -16649,7 +19072,7 @@
           </w:tcPr>
           <w:p>
             <w:pPr>
-              <w:spacing w:before="360"/>
+              <w:spacing w:before="320"/>
               <w:jc w:val="center"/>
             </w:pPr>
             <w:r>
@@ -16663,7 +19086,7 @@
           </w:p>
           <w:p>
             <w:pPr>
-              <w:spacing w:after="360"/>
+              <w:spacing w:after="320"/>
               <w:jc w:val="center"/>
             </w:pPr>
             <w:r>
@@ -16672,7 +19095,7 @@
                 <w:color w:val="666666"/>
                 <w:sz w:val="22"/>
               </w:rPr>
-              <w:t>Nội dung cần chụp: terminal trong QEMU chạy hai lệnh gpiodetect và gpioinfo.</w:t>
+              <w:t>Nội dung cần chụp: terminal trong QEMU chạy gpiodetect và gpioinfo.</w:t>
             </w:r>
           </w:p>
         </w:tc>
@@ -17060,21 +19483,21 @@
           <w:rFonts w:ascii="Consolas" w:hAnsi="Consolas" w:eastAsia="Consolas"/>
           <w:sz w:val="19"/>
         </w:rPr>
-        <w:t xml:space="preserve">    output_chip = gpiod_chip_open_by_number(0);     /* mo /dev/gpiochip0 */</w:t>
-      </w:r>
-    </w:p>
-    <w:p>
-      <w:pPr>
-        <w:spacing w:after="0" w:before="0" w:line="240" w:lineRule="auto"/>
-        <w:ind w:left="288"/>
-        <w:shd w:val="clear" w:color="auto" w:fill="F3F3F3"/>
-      </w:pPr>
-      <w:r>
-        <w:rPr>
-          <w:rFonts w:ascii="Consolas" w:hAnsi="Consolas" w:eastAsia="Consolas"/>
-          <w:sz w:val="19"/>
-        </w:rPr>
-        <w:t xml:space="preserve">    output_line = gpiod_chip_get_line(output_chip, 3);   /* lam viec voi chan 3 */</w:t>
+        <w:t xml:space="preserve">    output_chip = gpiod_chip_open_by_number(0);            /* mo /dev/gpiochip0 */</w:t>
+      </w:r>
+    </w:p>
+    <w:p>
+      <w:pPr>
+        <w:spacing w:after="0" w:before="0" w:line="240" w:lineRule="auto"/>
+        <w:ind w:left="288"/>
+        <w:shd w:val="clear" w:color="auto" w:fill="F3F3F3"/>
+      </w:pPr>
+      <w:r>
+        <w:rPr>
+          <w:rFonts w:ascii="Consolas" w:hAnsi="Consolas" w:eastAsia="Consolas"/>
+          <w:sz w:val="19"/>
+        </w:rPr>
+        <w:t xml:space="preserve">    output_line = gpiod_chip_get_line(output_chip, 3);     /* chan 3 */</w:t>
       </w:r>
     </w:p>
     <w:p>
@@ -18040,7 +20463,7 @@
           </w:tcPr>
           <w:p>
             <w:pPr>
-              <w:spacing w:before="360"/>
+              <w:spacing w:before="320"/>
               <w:jc w:val="center"/>
             </w:pPr>
             <w:r>
@@ -18054,7 +20477,7 @@
           </w:p>
           <w:p>
             <w:pPr>
-              <w:spacing w:after="360"/>
+              <w:spacing w:after="320"/>
               <w:jc w:val="center"/>
             </w:pPr>
             <w:r>
@@ -18320,7 +20743,7 @@
           </w:tcPr>
           <w:p>
             <w:pPr>
-              <w:spacing w:before="360"/>
+              <w:spacing w:before="320"/>
               <w:jc w:val="center"/>
             </w:pPr>
             <w:r>
@@ -18334,7 +20757,7 @@
           </w:p>
           <w:p>
             <w:pPr>
-              <w:spacing w:after="360"/>
+              <w:spacing w:after="320"/>
               <w:jc w:val="center"/>
             </w:pPr>
             <w:r>
@@ -18343,7 +20766,7 @@
                 <w:color w:val="666666"/>
                 <w:sz w:val="22"/>
               </w:rPr>
-              <w:t>Nội dung cần chụp: terminal hiển thị các dòng GPIODATA=8/0 luân phiên như trên.</w:t>
+              <w:t>Nội dung cần chụp: terminal hiển thị các dòng GPIODATA=8/0 luân phiên.</w:t>
             </w:r>
           </w:p>
         </w:tc>
@@ -20006,7 +22429,7 @@
           </w:tcPr>
           <w:p>
             <w:pPr>
-              <w:spacing w:before="360"/>
+              <w:spacing w:before="320"/>
               <w:jc w:val="center"/>
             </w:pPr>
             <w:r>
@@ -20020,7 +22443,7 @@
           </w:p>
           <w:p>
             <w:pPr>
-              <w:spacing w:after="360"/>
+              <w:spacing w:after="320"/>
               <w:jc w:val="center"/>
             </w:pPr>
             <w:r>
@@ -20029,7 +22452,7 @@
                 <w:color w:val="666666"/>
                 <w:sz w:val="22"/>
               </w:rPr>
-              <w:t>Nội dung cần chụp: terminal trong QEMU chạy ./gpio in ra 10 dòng Event như trên.</w:t>
+              <w:t>Nội dung cần chụp: terminal trong QEMU chạy ./gpio in ra 10 dòng Event.</w:t>
             </w:r>
           </w:p>
         </w:tc>
